--- a/docs/mde_docs/Request Swipe Access.docx
+++ b/docs/mde_docs/Request Swipe Access.docx
@@ -4,432 +4,497 @@
   <w:body>
     <w:p>
       <w:pPr>
-        <w:ind w:left="360" w:hanging="360"/>
         <w:jc w:val="center"/>
         <w:rPr>
-          <w:rFonts w:asciiTheme="minorHAnsi" w:eastAsiaTheme="minorEastAsia" w:hAnsiTheme="minorHAnsi" w:cstheme="minorHAnsi"/>
-          <w:b/>
-          <w:color w:val="000000" w:themeColor="text1"/>
-          <w:sz w:val="28"/>
-          <w:lang w:eastAsia="zh-CN"/>
-        </w:rPr>
-      </w:pPr>
-      <w:r>
-        <w:rPr>
-          <w:rFonts w:asciiTheme="minorHAnsi" w:hAnsiTheme="minorHAnsi" w:cstheme="minorHAnsi"/>
-          <w:b/>
-          <w:color w:val="000000" w:themeColor="text1"/>
-          <w:sz w:val="28"/>
-        </w:rPr>
-        <w:t xml:space="preserve"> </w:t>
-      </w:r>
-      <w:r>
-        <w:rPr>
-          <w:rFonts w:asciiTheme="minorHAnsi" w:hAnsiTheme="minorHAnsi" w:cstheme="minorHAnsi"/>
-          <w:b/>
-          <w:color w:val="000000" w:themeColor="text1"/>
-          <w:sz w:val="28"/>
-        </w:rPr>
-        <w:t>How to request Swipe Access to ECE Design Labs</w:t>
-      </w:r>
-    </w:p>
-    <w:p>
-      <w:pPr>
-        <w:ind w:left="360" w:hanging="360"/>
+          <w:rFonts w:ascii="Calibri" w:hAnsi="Calibri" w:cs="Calibri"/>
+          <w:color w:val="000000"/>
+          <w:sz w:val="56"/>
+          <w:szCs w:val="56"/>
+        </w:rPr>
+      </w:pPr>
+      <w:r>
+        <w:rPr>
+          <w:rFonts w:ascii="Calibri" w:hAnsi="Calibri" w:cs="Calibri"/>
+          <w:color w:val="000000"/>
+          <w:sz w:val="56"/>
+          <w:szCs w:val="56"/>
+        </w:rPr>
+        <w:t xml:space="preserve">How to Request Swipe Access to </w:t>
+      </w:r>
+      <w:r>
+        <w:rPr>
+          <w:rFonts w:ascii="Calibri" w:hAnsi="Calibri" w:cs="Calibri"/>
+          <w:color w:val="000000"/>
+          <w:sz w:val="56"/>
+          <w:szCs w:val="56"/>
+        </w:rPr>
+        <w:t>the ECE Integrated Design Studio – AMP</w:t>
+      </w:r>
+    </w:p>
+    <w:p>
+      <w:pPr>
         <w:jc w:val="center"/>
         <w:rPr>
-          <w:rFonts w:asciiTheme="minorHAnsi" w:eastAsiaTheme="minorEastAsia" w:hAnsiTheme="minorHAnsi" w:cstheme="minorHAnsi"/>
-          <w:b/>
-          <w:color w:val="000000" w:themeColor="text1"/>
-          <w:sz w:val="28"/>
-          <w:lang w:eastAsia="zh-CN"/>
-        </w:rPr>
-      </w:pPr>
-    </w:p>
-    <w:p>
-      <w:pPr>
-        <w:ind w:left="360" w:hanging="360"/>
-        <w:rPr>
-          <w:rStyle w:val="Strong"/>
-          <w:rFonts w:asciiTheme="minorHAnsi" w:eastAsiaTheme="minorEastAsia" w:hAnsiTheme="minorHAnsi" w:cstheme="minorHAnsi"/>
-        </w:rPr>
-      </w:pPr>
-      <w:r>
-        <w:rPr>
-          <w:rStyle w:val="Strong"/>
-          <w:rFonts w:asciiTheme="minorHAnsi" w:hAnsiTheme="minorHAnsi" w:cstheme="minorHAnsi"/>
-        </w:rPr>
-        <w:t xml:space="preserve">Purpose: </w:t>
-      </w:r>
-    </w:p>
-    <w:p>
-      <w:pPr>
-        <w:pStyle w:val="ListParagraph"/>
-        <w:ind w:left="360"/>
-        <w:jc w:val="both"/>
-        <w:rPr>
-          <w:rFonts w:eastAsiaTheme="minorEastAsia" w:cstheme="minorHAnsi"/>
-          <w:lang w:eastAsia="zh-CN"/>
-        </w:rPr>
-      </w:pPr>
-      <w:r>
-        <w:rPr>
-          <w:rFonts w:cstheme="minorHAnsi"/>
-        </w:rPr>
-        <w:t>This process is used to request swipe access to the ECE Design Labs in 234 Whittemore Hall (hardware development) and 363 Durham Hall (robotics and computer engineering).</w:t>
-      </w:r>
-    </w:p>
-    <w:p>
-      <w:pPr>
-        <w:pStyle w:val="ListParagraph"/>
-        <w:ind w:left="360"/>
-        <w:jc w:val="both"/>
-        <w:rPr>
-          <w:rFonts w:eastAsiaTheme="minorEastAsia" w:cstheme="minorHAnsi"/>
-          <w:lang w:eastAsia="zh-CN"/>
-        </w:rPr>
-      </w:pPr>
-    </w:p>
-    <w:p>
-      <w:pPr>
-        <w:rPr>
-          <w:rStyle w:val="Strong"/>
-          <w:rFonts w:asciiTheme="minorHAnsi" w:hAnsiTheme="minorHAnsi" w:cstheme="minorHAnsi"/>
-          <w:lang w:eastAsia="zh-CN"/>
-        </w:rPr>
-      </w:pPr>
-      <w:r>
-        <w:rPr>
-          <w:rStyle w:val="Strong"/>
-          <w:rFonts w:asciiTheme="minorHAnsi" w:hAnsiTheme="minorHAnsi" w:cstheme="minorHAnsi"/>
-        </w:rPr>
-        <w:t>Applica</w:t>
-      </w:r>
-      <w:r>
-        <w:rPr>
-          <w:rStyle w:val="Strong"/>
-          <w:rFonts w:asciiTheme="minorHAnsi" w:eastAsiaTheme="minorEastAsia" w:hAnsiTheme="minorHAnsi" w:cstheme="minorHAnsi"/>
-          <w:lang w:eastAsia="zh-CN"/>
-        </w:rPr>
-        <w:t>nt</w:t>
-      </w:r>
-      <w:r>
-        <w:rPr>
-          <w:rStyle w:val="Strong"/>
-          <w:rFonts w:asciiTheme="minorHAnsi" w:hAnsiTheme="minorHAnsi" w:cstheme="minorHAnsi"/>
-        </w:rPr>
-        <w:t xml:space="preserve">: </w:t>
-      </w:r>
-    </w:p>
-    <w:p>
-      <w:pPr>
-        <w:pStyle w:val="ListParagraph"/>
+          <w:rFonts w:ascii="Calibri" w:hAnsi="Calibri" w:cs="Calibri"/>
+          <w:color w:val="000000"/>
+          <w:sz w:val="56"/>
+          <w:szCs w:val="56"/>
+        </w:rPr>
+      </w:pPr>
+    </w:p>
+    <w:p>
+      <w:pPr>
+        <w:rPr>
+          <w:rFonts w:ascii="Calibri" w:hAnsi="Calibri" w:cs="Calibri"/>
+          <w:color w:val="4472C4" w:themeColor="accent1"/>
+          <w:sz w:val="32"/>
+          <w:szCs w:val="32"/>
+        </w:rPr>
+      </w:pPr>
+      <w:r>
+        <w:rPr>
+          <w:rFonts w:ascii="Calibri" w:hAnsi="Calibri" w:cs="Calibri"/>
+          <w:color w:val="4472C4" w:themeColor="accent1"/>
+          <w:sz w:val="32"/>
+          <w:szCs w:val="32"/>
+        </w:rPr>
+        <w:t>Purpose</w:t>
+      </w:r>
+    </w:p>
+    <w:p>
+      <w:pPr>
+        <w:spacing w:after="240"/>
+        <w:rPr>
+          <w:rFonts w:ascii="Calibri" w:hAnsi="Calibri" w:cs="Calibri"/>
+          <w:sz w:val="22"/>
+          <w:szCs w:val="22"/>
+        </w:rPr>
+      </w:pPr>
+      <w:r>
+        <w:rPr>
+          <w:rFonts w:ascii="Calibri" w:hAnsi="Calibri" w:cs="Calibri"/>
+          <w:sz w:val="22"/>
+          <w:szCs w:val="22"/>
+        </w:rPr>
+        <w:t xml:space="preserve">This process is for AMP members requesting swipe access to the ECE Integrated Design Studio in Whittemore </w:t>
+      </w:r>
+      <w:r>
+        <w:rPr>
+          <w:rFonts w:ascii="Calibri" w:hAnsi="Calibri" w:cs="Calibri"/>
+          <w:sz w:val="22"/>
+          <w:szCs w:val="22"/>
+        </w:rPr>
+        <w:t>234.</w:t>
+      </w:r>
+    </w:p>
+    <w:p>
+      <w:pPr>
+        <w:spacing w:after="240"/>
+        <w:rPr>
+          <w:rFonts w:ascii="Calibri" w:hAnsi="Calibri" w:cs="Calibri"/>
+          <w:sz w:val="22"/>
+          <w:szCs w:val="22"/>
+        </w:rPr>
+      </w:pPr>
+      <w:r>
+        <w:rPr>
+          <w:rFonts w:ascii="Calibri" w:hAnsi="Calibri" w:cs="Calibri"/>
+          <w:sz w:val="22"/>
+          <w:szCs w:val="22"/>
+        </w:rPr>
+        <w:t>Swipe access allows approved AMP members to enter the lab. Access to the lab does not override AMP membership, project, safety, or resource-use requirements.</w:t>
+      </w:r>
+    </w:p>
+    <w:p>
+      <w:pPr>
+        <w:rPr>
+          <w:rFonts w:ascii="Calibri" w:hAnsi="Calibri" w:cs="Calibri"/>
+          <w:color w:val="4472C4" w:themeColor="accent1"/>
+          <w:sz w:val="32"/>
+          <w:szCs w:val="32"/>
+        </w:rPr>
+      </w:pPr>
+      <w:r>
+        <w:rPr>
+          <w:rFonts w:ascii="Calibri" w:hAnsi="Calibri" w:cs="Calibri"/>
+          <w:color w:val="4472C4" w:themeColor="accent1"/>
+          <w:sz w:val="32"/>
+          <w:szCs w:val="32"/>
+        </w:rPr>
+        <w:t>Requirements</w:t>
+      </w:r>
+    </w:p>
+    <w:p>
+      <w:pPr>
+        <w:spacing w:after="240"/>
+        <w:rPr>
+          <w:rFonts w:ascii="Calibri" w:hAnsi="Calibri" w:cs="Calibri"/>
+          <w:sz w:val="22"/>
+          <w:szCs w:val="22"/>
+        </w:rPr>
+      </w:pPr>
+      <w:r>
+        <w:rPr>
+          <w:rFonts w:ascii="Calibri" w:hAnsi="Calibri" w:cs="Calibri"/>
+          <w:sz w:val="22"/>
+          <w:szCs w:val="22"/>
+        </w:rPr>
+        <w:t>Before requesting swipe access, you must:</w:t>
+      </w:r>
+    </w:p>
+    <w:p>
+      <w:pPr>
         <w:numPr>
           <w:ilvl w:val="0"/>
-          <w:numId w:val="8"/>
+          <w:numId w:val="14"/>
         </w:numPr>
-        <w:rPr>
-          <w:rFonts w:eastAsiaTheme="minorEastAsia" w:cstheme="minorHAnsi"/>
-          <w:lang w:eastAsia="zh-CN"/>
-        </w:rPr>
-      </w:pPr>
-      <w:r>
-        <w:rPr>
-          <w:rFonts w:cstheme="minorHAnsi"/>
-        </w:rPr>
-        <w:t>Students enrolled in ECE 4805/4806</w:t>
-      </w:r>
-      <w:r>
-        <w:rPr>
-          <w:rFonts w:eastAsiaTheme="minorEastAsia" w:cstheme="minorHAnsi"/>
-          <w:lang w:eastAsia="zh-CN"/>
-        </w:rPr>
-        <w:t xml:space="preserve"> </w:t>
-      </w:r>
-    </w:p>
-    <w:p>
-      <w:pPr>
-        <w:pStyle w:val="ListParagraph"/>
+        <w:spacing w:after="240"/>
+        <w:rPr>
+          <w:rFonts w:ascii="Calibri" w:hAnsi="Calibri" w:cs="Calibri"/>
+          <w:sz w:val="22"/>
+          <w:szCs w:val="22"/>
+        </w:rPr>
+      </w:pPr>
+      <w:r>
+        <w:rPr>
+          <w:rFonts w:ascii="Calibri" w:hAnsi="Calibri" w:cs="Calibri"/>
+          <w:sz w:val="22"/>
+          <w:szCs w:val="22"/>
+        </w:rPr>
+        <w:t>Be an approved AMP member</w:t>
+      </w:r>
+    </w:p>
+    <w:p>
+      <w:pPr>
         <w:numPr>
           <w:ilvl w:val="0"/>
-          <w:numId w:val="8"/>
+          <w:numId w:val="14"/>
         </w:numPr>
-        <w:rPr>
-          <w:rFonts w:cstheme="minorHAnsi"/>
-        </w:rPr>
-      </w:pPr>
-      <w:r>
-        <w:rPr>
-          <w:rFonts w:cstheme="minorHAnsi"/>
-        </w:rPr>
-        <w:t>members of the following organizations</w:t>
-      </w:r>
-      <w:r>
-        <w:rPr>
-          <w:rFonts w:eastAsia="宋体" w:cstheme="minorHAnsi"/>
-          <w:lang w:eastAsia="zh-CN"/>
-        </w:rPr>
-        <w:t>：</w:t>
-      </w:r>
-      <w:r>
-        <w:rPr>
-          <w:rFonts w:cstheme="minorHAnsi"/>
-        </w:rPr>
-        <w:t xml:space="preserve"> VT CRO, </w:t>
-      </w:r>
-      <w:proofErr w:type="spellStart"/>
-      <w:r>
-        <w:rPr>
-          <w:rFonts w:cstheme="minorHAnsi"/>
-        </w:rPr>
-        <w:t>Inspirefly</w:t>
-      </w:r>
-      <w:proofErr w:type="spellEnd"/>
-      <w:r>
-        <w:rPr>
-          <w:rFonts w:cstheme="minorHAnsi"/>
-        </w:rPr>
-        <w:t xml:space="preserve">, and AMP.  </w:t>
-      </w:r>
-    </w:p>
-    <w:p>
-      <w:pPr>
-        <w:pStyle w:val="ListParagraph"/>
+        <w:spacing w:after="240"/>
+        <w:rPr>
+          <w:rFonts w:ascii="Calibri" w:hAnsi="Calibri" w:cs="Calibri"/>
+          <w:sz w:val="22"/>
+          <w:szCs w:val="22"/>
+        </w:rPr>
+      </w:pPr>
+      <w:r>
+        <w:rPr>
+          <w:rFonts w:ascii="Calibri" w:hAnsi="Calibri" w:cs="Calibri"/>
+          <w:sz w:val="22"/>
+          <w:szCs w:val="22"/>
+        </w:rPr>
+        <w:t>Have an approved AMP project proposal</w:t>
+      </w:r>
+    </w:p>
+    <w:p>
+      <w:pPr>
         <w:numPr>
           <w:ilvl w:val="0"/>
-          <w:numId w:val="8"/>
+          <w:numId w:val="14"/>
         </w:numPr>
-        <w:rPr>
-          <w:rFonts w:cstheme="minorHAnsi"/>
-        </w:rPr>
-      </w:pPr>
-      <w:r>
-        <w:rPr>
-          <w:rFonts w:cstheme="minorHAnsi"/>
-        </w:rPr>
-        <w:t>Special authorization can be requested via the Lab Manager.</w:t>
-      </w:r>
-    </w:p>
-    <w:p>
-      <w:pPr>
-        <w:rPr>
-          <w:rFonts w:asciiTheme="minorHAnsi" w:hAnsiTheme="minorHAnsi" w:cstheme="minorHAnsi"/>
-        </w:rPr>
-      </w:pPr>
-    </w:p>
-    <w:p>
-      <w:pPr>
-        <w:ind w:left="360" w:hanging="360"/>
-        <w:rPr>
-          <w:rFonts w:asciiTheme="minorHAnsi" w:eastAsiaTheme="minorEastAsia" w:hAnsiTheme="minorHAnsi" w:cstheme="minorHAnsi"/>
-          <w:lang w:eastAsia="zh-CN"/>
-        </w:rPr>
-      </w:pPr>
-      <w:r>
-        <w:rPr>
-          <w:rFonts w:asciiTheme="minorHAnsi" w:hAnsiTheme="minorHAnsi" w:cstheme="minorHAnsi"/>
-          <w:b/>
-        </w:rPr>
-        <w:t>Process:</w:t>
-      </w:r>
-      <w:r>
-        <w:rPr>
-          <w:rFonts w:asciiTheme="minorHAnsi" w:hAnsiTheme="minorHAnsi" w:cstheme="minorHAnsi"/>
-        </w:rPr>
-        <w:t xml:space="preserve"> </w:t>
-      </w:r>
-    </w:p>
-    <w:p>
-      <w:pPr>
-        <w:ind w:left="360" w:hanging="360"/>
-        <w:rPr>
-          <w:rFonts w:asciiTheme="minorHAnsi" w:hAnsiTheme="minorHAnsi" w:cstheme="minorHAnsi"/>
-        </w:rPr>
-      </w:pPr>
-      <w:r>
-        <w:rPr>
-          <w:rFonts w:asciiTheme="minorHAnsi" w:hAnsiTheme="minorHAnsi" w:cstheme="minorHAnsi"/>
-        </w:rPr>
-        <w:t xml:space="preserve">Swipe access to the </w:t>
-      </w:r>
-      <w:proofErr w:type="gramStart"/>
-      <w:r>
-        <w:rPr>
-          <w:rFonts w:asciiTheme="minorHAnsi" w:hAnsiTheme="minorHAnsi" w:cstheme="minorHAnsi"/>
-        </w:rPr>
-        <w:t>mentioned labs</w:t>
-      </w:r>
-      <w:proofErr w:type="gramEnd"/>
-      <w:r>
-        <w:rPr>
-          <w:rFonts w:asciiTheme="minorHAnsi" w:hAnsiTheme="minorHAnsi" w:cstheme="minorHAnsi"/>
-        </w:rPr>
-        <w:t xml:space="preserve"> can be obtained by completing </w:t>
-      </w:r>
-      <w:r>
-        <w:rPr>
-          <w:rFonts w:asciiTheme="minorHAnsi" w:hAnsiTheme="minorHAnsi" w:cstheme="minorHAnsi"/>
-        </w:rPr>
-        <w:t>the steps</w:t>
-      </w:r>
-      <w:r>
-        <w:rPr>
-          <w:rFonts w:asciiTheme="minorHAnsi" w:hAnsiTheme="minorHAnsi" w:cstheme="minorHAnsi"/>
-        </w:rPr>
-        <w:t xml:space="preserve"> below: </w:t>
-      </w:r>
-    </w:p>
-    <w:p>
-      <w:pPr>
-        <w:ind w:left="360" w:hanging="360"/>
-        <w:rPr>
-          <w:rFonts w:asciiTheme="minorHAnsi" w:hAnsiTheme="minorHAnsi" w:cstheme="minorHAnsi"/>
-        </w:rPr>
-      </w:pPr>
-    </w:p>
-    <w:p>
-      <w:pPr>
-        <w:ind w:left="360" w:hanging="360"/>
-        <w:rPr>
-          <w:rFonts w:asciiTheme="minorHAnsi" w:eastAsiaTheme="minorEastAsia" w:hAnsiTheme="minorHAnsi" w:cstheme="minorHAnsi"/>
-          <w:b/>
-          <w:bCs/>
-          <w:color w:val="FF0000"/>
-          <w:lang w:eastAsia="zh-CN"/>
-        </w:rPr>
-      </w:pPr>
-      <w:r>
-        <w:rPr>
-          <w:rFonts w:asciiTheme="minorHAnsi" w:hAnsiTheme="minorHAnsi" w:cstheme="minorHAnsi"/>
-          <w:b/>
-          <w:bCs/>
-          <w:color w:val="FF0000"/>
-        </w:rPr>
-        <w:t>If the</w:t>
-      </w:r>
-      <w:r>
-        <w:rPr>
-          <w:rFonts w:asciiTheme="minorHAnsi" w:hAnsiTheme="minorHAnsi" w:cstheme="minorHAnsi"/>
-          <w:b/>
-          <w:bCs/>
-          <w:color w:val="FF0000"/>
-        </w:rPr>
-        <w:t xml:space="preserve"> links for </w:t>
-      </w:r>
-      <w:proofErr w:type="gramStart"/>
-      <w:r>
-        <w:rPr>
-          <w:rFonts w:asciiTheme="minorHAnsi" w:hAnsiTheme="minorHAnsi" w:cstheme="minorHAnsi"/>
-          <w:b/>
-          <w:bCs/>
-          <w:color w:val="FF0000"/>
-        </w:rPr>
-        <w:t>trainings</w:t>
-      </w:r>
-      <w:proofErr w:type="gramEnd"/>
-      <w:r>
-        <w:rPr>
-          <w:rFonts w:asciiTheme="minorHAnsi" w:hAnsiTheme="minorHAnsi" w:cstheme="minorHAnsi"/>
-          <w:b/>
-          <w:bCs/>
-          <w:color w:val="FF0000"/>
-        </w:rPr>
-        <w:t xml:space="preserve"> don’t work. Go to (</w:t>
-      </w:r>
-      <w:hyperlink r:id="rId5" w:history="1">
+        <w:spacing w:after="240"/>
+        <w:rPr>
+          <w:rFonts w:ascii="Calibri" w:hAnsi="Calibri" w:cs="Calibri"/>
+          <w:sz w:val="22"/>
+          <w:szCs w:val="22"/>
+        </w:rPr>
+      </w:pPr>
+      <w:r>
+        <w:rPr>
+          <w:rFonts w:ascii="Calibri" w:hAnsi="Calibri" w:cs="Calibri"/>
+          <w:sz w:val="22"/>
+          <w:szCs w:val="22"/>
+        </w:rPr>
+        <w:t>Complete all required Virginia Tech Environmental Health and Safety (EHS) training</w:t>
+      </w:r>
+    </w:p>
+    <w:p>
+      <w:pPr>
+        <w:numPr>
+          <w:ilvl w:val="0"/>
+          <w:numId w:val="14"/>
+        </w:numPr>
+        <w:spacing w:after="240"/>
+        <w:rPr>
+          <w:rFonts w:ascii="Calibri" w:hAnsi="Calibri" w:cs="Calibri"/>
+          <w:sz w:val="22"/>
+          <w:szCs w:val="22"/>
+        </w:rPr>
+      </w:pPr>
+      <w:r>
+        <w:rPr>
+          <w:rFonts w:ascii="Calibri" w:hAnsi="Calibri" w:cs="Calibri"/>
+          <w:sz w:val="22"/>
+          <w:szCs w:val="22"/>
+        </w:rPr>
+        <w:t>Read the ECE Design Studio Policy</w:t>
+      </w:r>
+    </w:p>
+    <w:p>
+      <w:pPr>
+        <w:numPr>
+          <w:ilvl w:val="0"/>
+          <w:numId w:val="14"/>
+        </w:numPr>
+        <w:spacing w:after="240"/>
+        <w:rPr>
+          <w:rFonts w:ascii="Calibri" w:hAnsi="Calibri" w:cs="Calibri"/>
+          <w:sz w:val="22"/>
+          <w:szCs w:val="22"/>
+        </w:rPr>
+      </w:pPr>
+      <w:r>
+        <w:rPr>
+          <w:rFonts w:ascii="Calibri" w:hAnsi="Calibri" w:cs="Calibri"/>
+          <w:sz w:val="22"/>
+          <w:szCs w:val="22"/>
+        </w:rPr>
+        <w:t>Complete and sign the ECE Integrated Design Studio Waiver</w:t>
+      </w:r>
+    </w:p>
+    <w:p>
+      <w:pPr>
+        <w:rPr>
+          <w:rFonts w:ascii="Calibri" w:hAnsi="Calibri" w:cs="Calibri"/>
+          <w:color w:val="4472C4" w:themeColor="accent1"/>
+          <w:sz w:val="32"/>
+          <w:szCs w:val="32"/>
+        </w:rPr>
+      </w:pPr>
+      <w:r>
+        <w:rPr>
+          <w:rFonts w:ascii="Calibri" w:hAnsi="Calibri" w:cs="Calibri"/>
+          <w:color w:val="4472C4" w:themeColor="accent1"/>
+          <w:sz w:val="32"/>
+          <w:szCs w:val="32"/>
+        </w:rPr>
+        <w:t>1. Complete the Required EHS Training</w:t>
+      </w:r>
+    </w:p>
+    <w:p>
+      <w:pPr>
+        <w:spacing w:after="240"/>
+        <w:rPr>
+          <w:rFonts w:ascii="Calibri" w:hAnsi="Calibri" w:cs="Calibri"/>
+          <w:sz w:val="22"/>
+          <w:szCs w:val="22"/>
+        </w:rPr>
+      </w:pPr>
+      <w:r>
+        <w:rPr>
+          <w:rFonts w:ascii="Calibri" w:hAnsi="Calibri" w:cs="Calibri"/>
+          <w:sz w:val="22"/>
+          <w:szCs w:val="22"/>
+        </w:rPr>
+        <w:t>Complete the following Virginia Tech Environmental Health and Safety (EHS) trainings:</w:t>
+      </w:r>
+    </w:p>
+    <w:p>
+      <w:pPr>
+        <w:numPr>
+          <w:ilvl w:val="0"/>
+          <w:numId w:val="15"/>
+        </w:numPr>
+        <w:spacing w:after="240"/>
+        <w:rPr>
+          <w:rFonts w:ascii="Calibri" w:hAnsi="Calibri" w:cs="Calibri"/>
+          <w:sz w:val="22"/>
+          <w:szCs w:val="22"/>
+        </w:rPr>
+      </w:pPr>
+      <w:r>
+        <w:rPr>
+          <w:rFonts w:ascii="Calibri" w:hAnsi="Calibri" w:cs="Calibri"/>
+          <w:sz w:val="22"/>
+          <w:szCs w:val="22"/>
+        </w:rPr>
+        <w:t>Electrical Awareness</w:t>
+      </w:r>
+    </w:p>
+    <w:p>
+      <w:pPr>
+        <w:numPr>
+          <w:ilvl w:val="0"/>
+          <w:numId w:val="15"/>
+        </w:numPr>
+        <w:spacing w:after="240"/>
+        <w:rPr>
+          <w:rFonts w:ascii="Calibri" w:hAnsi="Calibri" w:cs="Calibri"/>
+          <w:sz w:val="22"/>
+          <w:szCs w:val="22"/>
+        </w:rPr>
+      </w:pPr>
+      <w:r>
+        <w:rPr>
+          <w:rFonts w:ascii="Calibri" w:hAnsi="Calibri" w:cs="Calibri"/>
+          <w:sz w:val="22"/>
+          <w:szCs w:val="22"/>
+        </w:rPr>
+        <w:t>HAZCOM RTK</w:t>
+      </w:r>
+    </w:p>
+    <w:p>
+      <w:pPr>
+        <w:numPr>
+          <w:ilvl w:val="0"/>
+          <w:numId w:val="15"/>
+        </w:numPr>
+        <w:spacing w:after="240"/>
+        <w:rPr>
+          <w:rFonts w:ascii="Calibri" w:hAnsi="Calibri" w:cs="Calibri"/>
+          <w:sz w:val="22"/>
+          <w:szCs w:val="22"/>
+        </w:rPr>
+      </w:pPr>
+      <w:r>
+        <w:rPr>
+          <w:rFonts w:ascii="Calibri" w:hAnsi="Calibri" w:cs="Calibri"/>
+          <w:sz w:val="22"/>
+          <w:szCs w:val="22"/>
+        </w:rPr>
+        <w:t>Hand and Power Tool Safety</w:t>
+      </w:r>
+    </w:p>
+    <w:p>
+      <w:pPr>
+        <w:numPr>
+          <w:ilvl w:val="0"/>
+          <w:numId w:val="15"/>
+        </w:numPr>
+        <w:spacing w:after="240"/>
+        <w:rPr>
+          <w:rFonts w:ascii="Calibri" w:hAnsi="Calibri" w:cs="Calibri"/>
+          <w:sz w:val="22"/>
+          <w:szCs w:val="22"/>
+        </w:rPr>
+      </w:pPr>
+      <w:r>
+        <w:rPr>
+          <w:rFonts w:ascii="Calibri" w:hAnsi="Calibri" w:cs="Calibri"/>
+          <w:sz w:val="22"/>
+          <w:szCs w:val="22"/>
+        </w:rPr>
+        <w:t>Personal Protective Equipment (PPE) Awareness</w:t>
+      </w:r>
+    </w:p>
+    <w:p>
+      <w:pPr>
+        <w:numPr>
+          <w:ilvl w:val="0"/>
+          <w:numId w:val="15"/>
+        </w:numPr>
+        <w:spacing w:after="240"/>
+        <w:rPr>
+          <w:rFonts w:ascii="Calibri" w:hAnsi="Calibri" w:cs="Calibri"/>
+          <w:sz w:val="22"/>
+          <w:szCs w:val="22"/>
+        </w:rPr>
+      </w:pPr>
+      <w:r>
+        <w:rPr>
+          <w:rFonts w:ascii="Calibri" w:hAnsi="Calibri" w:cs="Calibri"/>
+          <w:sz w:val="22"/>
+          <w:szCs w:val="22"/>
+        </w:rPr>
+        <w:t>Portable Fire Extinguishers</w:t>
+      </w:r>
+    </w:p>
+    <w:p>
+      <w:pPr>
+        <w:spacing w:after="240"/>
+        <w:rPr>
+          <w:rFonts w:ascii="Calibri" w:hAnsi="Calibri" w:cs="Calibri"/>
+          <w:sz w:val="22"/>
+          <w:szCs w:val="22"/>
+        </w:rPr>
+      </w:pPr>
+      <w:r>
+        <w:rPr>
+          <w:rFonts w:ascii="Calibri" w:hAnsi="Calibri" w:cs="Calibri"/>
+          <w:sz w:val="22"/>
+          <w:szCs w:val="22"/>
+        </w:rPr>
+        <w:t>EHS trainings can be accessed at:</w:t>
+      </w:r>
+    </w:p>
+    <w:p>
+      <w:pPr>
+        <w:spacing w:after="240"/>
+        <w:rPr>
+          <w:rFonts w:ascii="Calibri" w:hAnsi="Calibri" w:cs="Calibri"/>
+          <w:sz w:val="22"/>
+          <w:szCs w:val="22"/>
+        </w:rPr>
+      </w:pPr>
+      <w:hyperlink r:id="rId7" w:history="1">
         <w:r>
           <w:rPr>
             <w:rStyle w:val="Hyperlink"/>
-            <w:rFonts w:asciiTheme="minorHAnsi" w:hAnsiTheme="minorHAnsi" w:cstheme="minorHAnsi"/>
-            <w:b/>
-            <w:bCs/>
+            <w:rFonts w:ascii="Calibri" w:hAnsi="Calibri" w:cs="Calibri"/>
+            <w:sz w:val="22"/>
+            <w:szCs w:val="22"/>
           </w:rPr>
           <w:t>https://ehss.vt.edu/train.php</w:t>
         </w:r>
       </w:hyperlink>
-      <w:r>
-        <w:rPr>
-          <w:rFonts w:asciiTheme="minorHAnsi" w:hAnsiTheme="minorHAnsi" w:cstheme="minorHAnsi"/>
-          <w:b/>
-          <w:bCs/>
-          <w:color w:val="FF0000"/>
-        </w:rPr>
-        <w:t>) to select which</w:t>
-      </w:r>
-    </w:p>
-    <w:p>
-      <w:pPr>
-        <w:ind w:left="360" w:hanging="360"/>
-        <w:rPr>
-          <w:rFonts w:asciiTheme="minorHAnsi" w:eastAsiaTheme="minorEastAsia" w:hAnsiTheme="minorHAnsi" w:cstheme="minorHAnsi"/>
-          <w:b/>
-          <w:bCs/>
-          <w:color w:val="FF0000"/>
-          <w:lang w:eastAsia="zh-CN"/>
-        </w:rPr>
-      </w:pPr>
-      <w:proofErr w:type="gramStart"/>
-      <w:r>
-        <w:rPr>
-          <w:rFonts w:asciiTheme="minorHAnsi" w:hAnsiTheme="minorHAnsi" w:cstheme="minorHAnsi"/>
-          <w:b/>
-          <w:bCs/>
-          <w:color w:val="FF0000"/>
-        </w:rPr>
-        <w:t>trainings</w:t>
-      </w:r>
-      <w:proofErr w:type="gramEnd"/>
-      <w:r>
-        <w:rPr>
-          <w:rFonts w:asciiTheme="minorHAnsi" w:hAnsiTheme="minorHAnsi" w:cstheme="minorHAnsi"/>
-          <w:b/>
-          <w:bCs/>
-          <w:color w:val="FF0000"/>
-        </w:rPr>
-        <w:t xml:space="preserve"> to sign up for.</w:t>
-      </w:r>
-    </w:p>
-    <w:p>
-      <w:pPr>
-        <w:ind w:left="360" w:hanging="360"/>
-        <w:rPr>
-          <w:rFonts w:asciiTheme="minorHAnsi" w:eastAsiaTheme="minorEastAsia" w:hAnsiTheme="minorHAnsi" w:cstheme="minorHAnsi"/>
-          <w:b/>
-          <w:bCs/>
-          <w:color w:val="FF0000"/>
-          <w:lang w:eastAsia="zh-CN"/>
-        </w:rPr>
-      </w:pPr>
-    </w:p>
-    <w:p>
-      <w:pPr>
-        <w:ind w:left="360" w:hanging="360"/>
-        <w:rPr>
-          <w:rFonts w:asciiTheme="minorHAnsi" w:hAnsiTheme="minorHAnsi" w:cstheme="minorHAnsi"/>
-          <w:b/>
-          <w:bCs/>
-          <w:color w:val="FF0000"/>
-        </w:rPr>
-      </w:pPr>
-      <w:r>
-        <w:rPr>
-          <w:rFonts w:asciiTheme="minorHAnsi" w:hAnsiTheme="minorHAnsi" w:cstheme="minorHAnsi"/>
-          <w:b/>
-          <w:bCs/>
-          <w:color w:val="FF0000"/>
-        </w:rPr>
-        <w:t>YOU NEED THE FOLLOWING TRAININGS CIRCLED IN RED:</w:t>
-      </w:r>
-      <w:r>
-        <w:rPr>
-          <w:rFonts w:asciiTheme="minorHAnsi" w:hAnsiTheme="minorHAnsi" w:cstheme="minorHAnsi"/>
+    </w:p>
+    <w:p>
+      <w:pPr>
+        <w:spacing w:after="240"/>
+        <w:rPr>
+          <w:rFonts w:ascii="Calibri" w:hAnsi="Calibri" w:cs="Calibri"/>
+          <w:sz w:val="22"/>
+          <w:szCs w:val="22"/>
+        </w:rPr>
+      </w:pPr>
+      <w:r>
+        <w:rPr>
+          <w:rFonts w:ascii="Calibri" w:hAnsi="Calibri" w:cs="Calibri"/>
+          <w:sz w:val="22"/>
+          <w:szCs w:val="22"/>
+        </w:rPr>
+        <w:t xml:space="preserve">Your </w:t>
+      </w:r>
+      <w:r>
+        <w:rPr>
+          <w:rFonts w:ascii="Calibri" w:hAnsi="Calibri" w:cs="Calibri"/>
+          <w:sz w:val="22"/>
+          <w:szCs w:val="22"/>
+        </w:rPr>
+        <w:t>Required Training</w:t>
+      </w:r>
+      <w:r>
+        <w:rPr>
+          <w:rFonts w:ascii="Calibri" w:hAnsi="Calibri" w:cs="Calibri"/>
+          <w:sz w:val="22"/>
+          <w:szCs w:val="22"/>
+        </w:rPr>
+        <w:t xml:space="preserve"> page should show all five required trainings as completed.</w:t>
+      </w:r>
+    </w:p>
+    <w:p>
+      <w:pPr>
+        <w:spacing w:after="240"/>
+        <w:jc w:val="center"/>
+        <w:rPr>
+          <w:rFonts w:ascii="Calibri" w:hAnsi="Calibri" w:cs="Calibri"/>
+          <w:sz w:val="22"/>
+          <w:szCs w:val="22"/>
+        </w:rPr>
+      </w:pPr>
+      <w:r>
+        <w:rPr>
+          <w:rFonts w:ascii="Calibri" w:hAnsi="Calibri" w:cs="Calibri"/>
           <w:noProof/>
-        </w:rPr>
+          <w:sz w:val="22"/>
+          <w:szCs w:val="22"/>
+        </w:rPr>
+        <w:lastRenderedPageBreak/>
         <w:drawing>
-          <wp:inline distT="0" distB="0" distL="0" distR="0" wp14:anchorId="097C51B4" wp14:editId="5D8FE1D8">
-            <wp:extent cx="5943600" cy="2743835"/>
+          <wp:inline distT="0" distB="0" distL="0" distR="0" wp14:anchorId="6445C483" wp14:editId="01C7DA34">
+            <wp:extent cx="5943600" cy="1392555"/>
             <wp:effectExtent l="0" t="0" r="0" b="0"/>
-            <wp:docPr id="2115452201" name="Picture 1" descr="A screenshot of a computer&#10;&#10;Description automatically generated"/>
+            <wp:docPr id="91705876" name="Picture 1"/>
             <wp:cNvGraphicFramePr>
               <a:graphicFrameLocks xmlns:a="http://schemas.openxmlformats.org/drawingml/2006/main" noChangeAspect="1"/>
             </wp:cNvGraphicFramePr>
@@ -437,36 +502,23 @@
               <a:graphicData uri="http://schemas.openxmlformats.org/drawingml/2006/picture">
                 <pic:pic xmlns:pic="http://schemas.openxmlformats.org/drawingml/2006/picture">
                   <pic:nvPicPr>
-                    <pic:cNvPr id="2115452201" name="Picture 1" descr="A screenshot of a computer&#10;&#10;Description automatically generated"/>
-                    <pic:cNvPicPr>
-                      <a:picLocks noChangeAspect="1" noChangeArrowheads="1"/>
-                    </pic:cNvPicPr>
+                    <pic:cNvPr id="91705876" name=""/>
+                    <pic:cNvPicPr/>
                   </pic:nvPicPr>
                   <pic:blipFill>
-                    <a:blip r:embed="rId6">
-                      <a:extLst>
-                        <a:ext uri="{28A0092B-C50C-407E-A947-70E740481C1C}">
-                          <a14:useLocalDpi xmlns:a14="http://schemas.microsoft.com/office/drawing/2010/main" val="0"/>
-                        </a:ext>
-                      </a:extLst>
-                    </a:blip>
-                    <a:srcRect/>
+                    <a:blip r:embed="rId8"/>
                     <a:stretch>
                       <a:fillRect/>
                     </a:stretch>
                   </pic:blipFill>
-                  <pic:spPr bwMode="auto">
+                  <pic:spPr>
                     <a:xfrm>
                       <a:off x="0" y="0"/>
-                      <a:ext cx="5943600" cy="2743835"/>
+                      <a:ext cx="5943600" cy="1392555"/>
                     </a:xfrm>
                     <a:prstGeom prst="rect">
                       <a:avLst/>
                     </a:prstGeom>
-                    <a:noFill/>
-                    <a:ln>
-                      <a:noFill/>
-                    </a:ln>
                   </pic:spPr>
                 </pic:pic>
               </a:graphicData>
@@ -477,1075 +529,390 @@
     </w:p>
     <w:p>
       <w:pPr>
-        <w:ind w:left="360" w:hanging="360"/>
-        <w:rPr>
-          <w:rFonts w:asciiTheme="minorHAnsi" w:hAnsiTheme="minorHAnsi" w:cstheme="minorHAnsi"/>
-          <w:b/>
-          <w:bCs/>
-          <w:color w:val="FF0000"/>
-        </w:rPr>
-      </w:pPr>
-      <w:r>
-        <w:rPr>
-          <w:rFonts w:asciiTheme="minorHAnsi" w:hAnsiTheme="minorHAnsi" w:cstheme="minorHAnsi"/>
-          <w:b/>
-          <w:bCs/>
-          <w:color w:val="FF0000"/>
-        </w:rPr>
-        <w:t>HOW TO FIND FIRE EXTINGUISHERS</w:t>
-      </w:r>
-    </w:p>
-    <w:p>
-      <w:pPr>
-        <w:ind w:left="360" w:hanging="360"/>
-        <w:rPr>
-          <w:rFonts w:asciiTheme="minorHAnsi" w:hAnsiTheme="minorHAnsi" w:cstheme="minorHAnsi"/>
-          <w:b/>
-          <w:bCs/>
-          <w:color w:val="FF0000"/>
-        </w:rPr>
-      </w:pPr>
-      <w:r>
-        <w:rPr>
-          <w:rFonts w:asciiTheme="minorHAnsi" w:hAnsiTheme="minorHAnsi" w:cstheme="minorHAnsi"/>
-          <w:noProof/>
-        </w:rPr>
-        <w:lastRenderedPageBreak/>
-        <w:drawing>
-          <wp:inline distT="0" distB="0" distL="0" distR="0" wp14:anchorId="06C9E787" wp14:editId="4247E57B">
-            <wp:extent cx="5943600" cy="2503170"/>
-            <wp:effectExtent l="0" t="0" r="0" b="0"/>
-            <wp:docPr id="1446296182" name="Picture 2" descr="A screenshot of a computer&#10;&#10;Description automatically generated"/>
-            <wp:cNvGraphicFramePr>
-              <a:graphicFrameLocks xmlns:a="http://schemas.openxmlformats.org/drawingml/2006/main" noChangeAspect="1"/>
-            </wp:cNvGraphicFramePr>
-            <a:graphic xmlns:a="http://schemas.openxmlformats.org/drawingml/2006/main">
-              <a:graphicData uri="http://schemas.openxmlformats.org/drawingml/2006/picture">
-                <pic:pic xmlns:pic="http://schemas.openxmlformats.org/drawingml/2006/picture">
-                  <pic:nvPicPr>
-                    <pic:cNvPr id="1446296182" name="Picture 2" descr="A screenshot of a computer&#10;&#10;Description automatically generated"/>
-                    <pic:cNvPicPr>
-                      <a:picLocks noChangeAspect="1" noChangeArrowheads="1"/>
-                    </pic:cNvPicPr>
-                  </pic:nvPicPr>
-                  <pic:blipFill>
-                    <a:blip r:embed="rId7">
-                      <a:extLst>
-                        <a:ext uri="{28A0092B-C50C-407E-A947-70E740481C1C}">
-                          <a14:useLocalDpi xmlns:a14="http://schemas.microsoft.com/office/drawing/2010/main" val="0"/>
-                        </a:ext>
-                      </a:extLst>
-                    </a:blip>
-                    <a:srcRect/>
-                    <a:stretch>
-                      <a:fillRect/>
-                    </a:stretch>
-                  </pic:blipFill>
-                  <pic:spPr bwMode="auto">
-                    <a:xfrm>
-                      <a:off x="0" y="0"/>
-                      <a:ext cx="5943600" cy="2503170"/>
-                    </a:xfrm>
-                    <a:prstGeom prst="rect">
-                      <a:avLst/>
-                    </a:prstGeom>
-                    <a:noFill/>
-                    <a:ln>
-                      <a:noFill/>
-                    </a:ln>
-                  </pic:spPr>
-                </pic:pic>
-              </a:graphicData>
-            </a:graphic>
-          </wp:inline>
-        </w:drawing>
-      </w:r>
-    </w:p>
-    <w:p>
-      <w:pPr>
-        <w:ind w:left="360" w:hanging="360"/>
-        <w:rPr>
-          <w:rFonts w:asciiTheme="minorHAnsi" w:hAnsiTheme="minorHAnsi" w:cstheme="minorHAnsi"/>
-          <w:b/>
-          <w:bCs/>
-          <w:color w:val="FF0000"/>
-        </w:rPr>
-      </w:pPr>
-      <w:r>
-        <w:rPr>
-          <w:rFonts w:asciiTheme="minorHAnsi" w:hAnsiTheme="minorHAnsi" w:cstheme="minorHAnsi"/>
-          <w:b/>
-          <w:bCs/>
-          <w:color w:val="FF0000"/>
-        </w:rPr>
-        <w:t>HOW TO FIND POWER TOOL AND PPE AWARENESS</w:t>
-      </w:r>
-    </w:p>
-    <w:p>
-      <w:pPr>
-        <w:ind w:left="360" w:hanging="360"/>
-        <w:rPr>
-          <w:rFonts w:asciiTheme="minorHAnsi" w:hAnsiTheme="minorHAnsi" w:cstheme="minorHAnsi"/>
-          <w:b/>
-          <w:bCs/>
-          <w:color w:val="FF0000"/>
-        </w:rPr>
-      </w:pPr>
-      <w:r>
-        <w:rPr>
-          <w:rFonts w:asciiTheme="minorHAnsi" w:hAnsiTheme="minorHAnsi" w:cstheme="minorHAnsi"/>
-          <w:noProof/>
-        </w:rPr>
-        <w:drawing>
-          <wp:inline distT="0" distB="0" distL="0" distR="0" wp14:anchorId="58BB202C" wp14:editId="3BA3F6A2">
-            <wp:extent cx="5943600" cy="3382645"/>
-            <wp:effectExtent l="0" t="0" r="0" b="8255"/>
-            <wp:docPr id="294715152" name="Picture 3"/>
-            <wp:cNvGraphicFramePr>
-              <a:graphicFrameLocks xmlns:a="http://schemas.openxmlformats.org/drawingml/2006/main" noChangeAspect="1"/>
-            </wp:cNvGraphicFramePr>
-            <a:graphic xmlns:a="http://schemas.openxmlformats.org/drawingml/2006/main">
-              <a:graphicData uri="http://schemas.openxmlformats.org/drawingml/2006/picture">
-                <pic:pic xmlns:pic="http://schemas.openxmlformats.org/drawingml/2006/picture">
-                  <pic:nvPicPr>
-                    <pic:cNvPr id="0" name="Picture 5"/>
-                    <pic:cNvPicPr>
-                      <a:picLocks noChangeAspect="1" noChangeArrowheads="1"/>
-                    </pic:cNvPicPr>
-                  </pic:nvPicPr>
-                  <pic:blipFill>
-                    <a:blip r:embed="rId8">
-                      <a:extLst>
-                        <a:ext uri="{28A0092B-C50C-407E-A947-70E740481C1C}">
-                          <a14:useLocalDpi xmlns:a14="http://schemas.microsoft.com/office/drawing/2010/main" val="0"/>
-                        </a:ext>
-                      </a:extLst>
-                    </a:blip>
-                    <a:srcRect/>
-                    <a:stretch>
-                      <a:fillRect/>
-                    </a:stretch>
-                  </pic:blipFill>
-                  <pic:spPr bwMode="auto">
-                    <a:xfrm>
-                      <a:off x="0" y="0"/>
-                      <a:ext cx="5943600" cy="3382645"/>
-                    </a:xfrm>
-                    <a:prstGeom prst="rect">
-                      <a:avLst/>
-                    </a:prstGeom>
-                    <a:noFill/>
-                    <a:ln>
-                      <a:noFill/>
-                    </a:ln>
-                  </pic:spPr>
-                </pic:pic>
-              </a:graphicData>
-            </a:graphic>
-          </wp:inline>
-        </w:drawing>
-      </w:r>
-    </w:p>
-    <w:p>
-      <w:pPr>
-        <w:ind w:left="360" w:hanging="360"/>
-        <w:rPr>
-          <w:rFonts w:asciiTheme="minorHAnsi" w:hAnsiTheme="minorHAnsi" w:cstheme="minorHAnsi"/>
-          <w:b/>
-          <w:bCs/>
-          <w:color w:val="FF0000"/>
-        </w:rPr>
-      </w:pPr>
-    </w:p>
-    <w:p>
-      <w:pPr>
-        <w:ind w:left="360" w:hanging="360"/>
-        <w:rPr>
-          <w:rFonts w:asciiTheme="minorHAnsi" w:hAnsiTheme="minorHAnsi" w:cstheme="minorHAnsi"/>
-        </w:rPr>
-      </w:pPr>
-    </w:p>
-    <w:p>
-      <w:pPr>
-        <w:pStyle w:val="ListParagraph"/>
+        <w:rPr>
+          <w:rFonts w:ascii="Calibri" w:hAnsi="Calibri" w:cs="Calibri"/>
+          <w:color w:val="4472C4" w:themeColor="accent1"/>
+          <w:sz w:val="32"/>
+          <w:szCs w:val="32"/>
+        </w:rPr>
+      </w:pPr>
+      <w:r>
+        <w:rPr>
+          <w:rFonts w:ascii="Calibri" w:hAnsi="Calibri" w:cs="Calibri"/>
+          <w:color w:val="4472C4" w:themeColor="accent1"/>
+          <w:sz w:val="32"/>
+          <w:szCs w:val="32"/>
+        </w:rPr>
+        <w:t>2. Read the ECE Design Studio Policy</w:t>
+      </w:r>
+    </w:p>
+    <w:p>
+      <w:pPr>
+        <w:spacing w:after="240"/>
+        <w:rPr>
+          <w:rFonts w:ascii="Calibri" w:hAnsi="Calibri" w:cs="Calibri"/>
+          <w:sz w:val="22"/>
+          <w:szCs w:val="22"/>
+        </w:rPr>
+      </w:pPr>
+      <w:r>
+        <w:rPr>
+          <w:rFonts w:ascii="Calibri" w:hAnsi="Calibri" w:cs="Calibri"/>
+          <w:sz w:val="22"/>
+          <w:szCs w:val="22"/>
+        </w:rPr>
+        <w:t xml:space="preserve">Read the </w:t>
+      </w:r>
+      <w:r>
+        <w:rPr>
+          <w:rFonts w:ascii="Calibri" w:hAnsi="Calibri" w:cs="Calibri"/>
+          <w:sz w:val="22"/>
+          <w:szCs w:val="22"/>
+        </w:rPr>
+        <w:t>current ECE Design Studio Policy pr</w:t>
+      </w:r>
+      <w:r>
+        <w:rPr>
+          <w:rFonts w:ascii="Calibri" w:hAnsi="Calibri" w:cs="Calibri"/>
+          <w:sz w:val="22"/>
+          <w:szCs w:val="22"/>
+        </w:rPr>
+        <w:t>ovided on the Swipe Access webpage.</w:t>
+      </w:r>
+    </w:p>
+    <w:p>
+      <w:pPr>
+        <w:spacing w:after="240"/>
+        <w:rPr>
+          <w:rFonts w:ascii="Calibri" w:hAnsi="Calibri" w:cs="Calibri"/>
+          <w:sz w:val="22"/>
+          <w:szCs w:val="22"/>
+        </w:rPr>
+      </w:pPr>
+      <w:r>
+        <w:rPr>
+          <w:rFonts w:ascii="Calibri" w:hAnsi="Calibri" w:cs="Calibri"/>
+          <w:sz w:val="22"/>
+          <w:szCs w:val="22"/>
+        </w:rPr>
+        <w:t>The policy outlines the general rules, safety requirements, equipment use, and expectations for working in the ECE Integrated Design Studio.</w:t>
+      </w:r>
+    </w:p>
+    <w:p>
+      <w:pPr>
+        <w:rPr>
+          <w:rFonts w:ascii="Calibri" w:hAnsi="Calibri" w:cs="Calibri"/>
+          <w:color w:val="4472C4" w:themeColor="accent1"/>
+          <w:sz w:val="32"/>
+          <w:szCs w:val="32"/>
+        </w:rPr>
+      </w:pPr>
+      <w:r>
+        <w:rPr>
+          <w:rFonts w:ascii="Calibri" w:hAnsi="Calibri" w:cs="Calibri"/>
+          <w:color w:val="4472C4" w:themeColor="accent1"/>
+          <w:sz w:val="32"/>
+          <w:szCs w:val="32"/>
+        </w:rPr>
+        <w:t>3. Complete the ECE Integrated Design Studio Waiver</w:t>
+      </w:r>
+    </w:p>
+    <w:p>
+      <w:pPr>
+        <w:spacing w:after="240"/>
+        <w:rPr>
+          <w:rFonts w:ascii="Calibri" w:hAnsi="Calibri" w:cs="Calibri"/>
+          <w:sz w:val="22"/>
+          <w:szCs w:val="22"/>
+        </w:rPr>
+      </w:pPr>
+      <w:r>
+        <w:rPr>
+          <w:rFonts w:ascii="Calibri" w:hAnsi="Calibri" w:cs="Calibri"/>
+          <w:sz w:val="22"/>
+          <w:szCs w:val="22"/>
+        </w:rPr>
+        <w:t xml:space="preserve">Read, complete, and sign </w:t>
+      </w:r>
+      <w:r>
+        <w:rPr>
+          <w:rFonts w:ascii="Calibri" w:hAnsi="Calibri" w:cs="Calibri"/>
+          <w:sz w:val="22"/>
+          <w:szCs w:val="22"/>
+        </w:rPr>
+        <w:t>the ECE Integrated Design Studio Waiver</w:t>
+      </w:r>
+      <w:r>
+        <w:rPr>
+          <w:rFonts w:ascii="Calibri" w:hAnsi="Calibri" w:cs="Calibri"/>
+          <w:sz w:val="22"/>
+          <w:szCs w:val="22"/>
+        </w:rPr>
+        <w:t xml:space="preserve"> provided on the Swipe Access webpage.</w:t>
+      </w:r>
+    </w:p>
+    <w:p>
+      <w:pPr>
+        <w:rPr>
+          <w:rFonts w:ascii="Calibri" w:hAnsi="Calibri" w:cs="Calibri"/>
+          <w:color w:val="4472C4" w:themeColor="accent1"/>
+          <w:sz w:val="32"/>
+          <w:szCs w:val="32"/>
+        </w:rPr>
+      </w:pPr>
+      <w:r>
+        <w:rPr>
+          <w:rFonts w:ascii="Calibri" w:hAnsi="Calibri" w:cs="Calibri"/>
+          <w:color w:val="4472C4" w:themeColor="accent1"/>
+          <w:sz w:val="32"/>
+          <w:szCs w:val="32"/>
+        </w:rPr>
+        <w:t>4. Submit Your AMP Swipe Access Information</w:t>
+      </w:r>
+    </w:p>
+    <w:p>
+      <w:pPr>
+        <w:spacing w:after="240"/>
+        <w:rPr>
+          <w:rFonts w:ascii="Calibri" w:hAnsi="Calibri" w:cs="Calibri"/>
+          <w:sz w:val="22"/>
+          <w:szCs w:val="22"/>
+        </w:rPr>
+      </w:pPr>
+      <w:r>
+        <w:rPr>
+          <w:rFonts w:ascii="Calibri" w:hAnsi="Calibri" w:cs="Calibri"/>
+          <w:sz w:val="22"/>
+          <w:szCs w:val="22"/>
+        </w:rPr>
+        <w:t>Submit the required information through the AMP Lab New Member Onboarding Form.</w:t>
+      </w:r>
+    </w:p>
+    <w:p>
+      <w:pPr>
+        <w:spacing w:after="240"/>
+        <w:rPr>
+          <w:rFonts w:ascii="Calibri" w:hAnsi="Calibri" w:cs="Calibri"/>
+          <w:sz w:val="22"/>
+          <w:szCs w:val="22"/>
+        </w:rPr>
+      </w:pPr>
+      <w:r>
+        <w:rPr>
+          <w:rFonts w:ascii="Calibri" w:hAnsi="Calibri" w:cs="Calibri"/>
+          <w:sz w:val="22"/>
+          <w:szCs w:val="22"/>
+        </w:rPr>
+        <w:t>You will need to provide:</w:t>
+      </w:r>
+    </w:p>
+    <w:p>
+      <w:pPr>
         <w:numPr>
           <w:ilvl w:val="0"/>
-          <w:numId w:val="3"/>
+          <w:numId w:val="16"/>
         </w:numPr>
-        <w:rPr>
-          <w:rFonts w:cstheme="minorHAnsi"/>
-          <w:b/>
-        </w:rPr>
-      </w:pPr>
-      <w:r>
-        <w:rPr>
-          <w:rFonts w:cstheme="minorHAnsi"/>
-          <w:b/>
-        </w:rPr>
-        <w:t xml:space="preserve">Complete </w:t>
-      </w:r>
-      <w:r>
-        <w:rPr>
-          <w:rFonts w:cstheme="minorHAnsi"/>
-          <w:b/>
-        </w:rPr>
-        <w:t xml:space="preserve">the following </w:t>
-      </w:r>
-      <w:r>
-        <w:rPr>
-          <w:rFonts w:cstheme="minorHAnsi"/>
-          <w:b/>
-        </w:rPr>
-        <w:t>VT Environment Health and Safety</w:t>
-      </w:r>
-      <w:r>
-        <w:rPr>
-          <w:rFonts w:cstheme="minorHAnsi"/>
-          <w:b/>
-        </w:rPr>
-        <w:t xml:space="preserve"> (EHS)</w:t>
-      </w:r>
-      <w:r>
-        <w:rPr>
-          <w:rFonts w:cstheme="minorHAnsi"/>
-          <w:b/>
-        </w:rPr>
-        <w:t xml:space="preserve"> training:</w:t>
-      </w:r>
-    </w:p>
-    <w:p>
-      <w:pPr>
-        <w:ind w:left="720"/>
-        <w:rPr>
-          <w:rFonts w:asciiTheme="minorHAnsi" w:hAnsiTheme="minorHAnsi" w:cstheme="minorHAnsi"/>
-        </w:rPr>
-      </w:pPr>
-    </w:p>
-    <w:p>
-      <w:pPr>
-        <w:pStyle w:val="ListParagraph"/>
+        <w:spacing w:after="240"/>
+        <w:rPr>
+          <w:rFonts w:ascii="Calibri" w:hAnsi="Calibri" w:cs="Calibri"/>
+          <w:sz w:val="22"/>
+          <w:szCs w:val="22"/>
+        </w:rPr>
+      </w:pPr>
+      <w:r>
+        <w:rPr>
+          <w:rFonts w:ascii="Calibri" w:hAnsi="Calibri" w:cs="Calibri"/>
+          <w:sz w:val="22"/>
+          <w:szCs w:val="22"/>
+        </w:rPr>
+        <w:t>Proof of completion of all required EHS trainings</w:t>
+      </w:r>
+    </w:p>
+    <w:p>
+      <w:pPr>
         <w:numPr>
           <w:ilvl w:val="0"/>
-          <w:numId w:val="1"/>
+          <w:numId w:val="16"/>
         </w:numPr>
-        <w:rPr>
-          <w:rFonts w:cstheme="minorHAnsi"/>
-        </w:rPr>
-      </w:pPr>
-      <w:r>
-        <w:rPr>
-          <w:rFonts w:cstheme="minorHAnsi"/>
-        </w:rPr>
-        <w:t>Hand &amp; Power Tool Safety</w:t>
-      </w:r>
-    </w:p>
-    <w:p>
-      <w:pPr>
-        <w:pStyle w:val="ListParagraph"/>
-        <w:numPr>
-          <w:ilvl w:val="1"/>
-          <w:numId w:val="1"/>
-        </w:numPr>
-        <w:rPr>
-          <w:rFonts w:cstheme="minorHAnsi"/>
-        </w:rPr>
-      </w:pPr>
-      <w:r>
-        <w:rPr>
-          <w:rFonts w:cstheme="minorHAnsi"/>
-          <w:color w:val="4472C4" w:themeColor="accent1"/>
-          <w:u w:val="single"/>
-        </w:rPr>
-        <w:t>General Training/Hand &amp; Power Tool Safety</w:t>
-      </w:r>
-      <w:r>
-        <w:rPr>
-          <w:rFonts w:cstheme="minorHAnsi"/>
-          <w:color w:val="4472C4" w:themeColor="accent1"/>
-        </w:rPr>
-        <w:t xml:space="preserve"> </w:t>
-      </w:r>
-      <w:r>
-        <w:rPr>
-          <w:rFonts w:cstheme="minorHAnsi"/>
-        </w:rPr>
-        <w:t>[https://www.ehss.vt.edu/detail_pages/training_details.php?training_id=3021]</w:t>
-      </w:r>
-    </w:p>
-    <w:p>
-      <w:pPr>
-        <w:pStyle w:val="ListParagraph"/>
+        <w:spacing w:after="240"/>
+        <w:rPr>
+          <w:rFonts w:ascii="Calibri" w:hAnsi="Calibri" w:cs="Calibri"/>
+          <w:sz w:val="22"/>
+          <w:szCs w:val="22"/>
+        </w:rPr>
+      </w:pPr>
+      <w:r>
+        <w:rPr>
+          <w:rFonts w:ascii="Calibri" w:hAnsi="Calibri" w:cs="Calibri"/>
+          <w:sz w:val="22"/>
+          <w:szCs w:val="22"/>
+        </w:rPr>
+        <w:t>Completed and signed ECE Integrated Design Studio Waiver</w:t>
+      </w:r>
+    </w:p>
+    <w:p>
+      <w:pPr>
         <w:numPr>
           <w:ilvl w:val="0"/>
-          <w:numId w:val="1"/>
+          <w:numId w:val="16"/>
         </w:numPr>
-        <w:rPr>
-          <w:rFonts w:cstheme="minorHAnsi"/>
-        </w:rPr>
-      </w:pPr>
-      <w:r>
-        <w:rPr>
-          <w:rFonts w:cstheme="minorHAnsi"/>
-        </w:rPr>
-        <w:t>Personal Protection Equipment (PPE) Awareness</w:t>
-      </w:r>
-    </w:p>
-    <w:p>
-      <w:pPr>
-        <w:pStyle w:val="ListParagraph"/>
-        <w:numPr>
-          <w:ilvl w:val="1"/>
-          <w:numId w:val="1"/>
-        </w:numPr>
-        <w:rPr>
-          <w:rFonts w:cstheme="minorHAnsi"/>
-        </w:rPr>
-      </w:pPr>
-      <w:r>
-        <w:rPr>
-          <w:rFonts w:cstheme="minorHAnsi"/>
-          <w:color w:val="4472C4" w:themeColor="accent1"/>
-          <w:u w:val="single"/>
-        </w:rPr>
-        <w:lastRenderedPageBreak/>
-        <w:t>Personal Protection Equipment / PPE Awareness</w:t>
-      </w:r>
-      <w:r>
-        <w:rPr>
-          <w:rFonts w:cstheme="minorHAnsi"/>
-          <w:color w:val="4472C4" w:themeColor="accent1"/>
-        </w:rPr>
-        <w:t xml:space="preserve"> </w:t>
-      </w:r>
-      <w:r>
-        <w:rPr>
-          <w:rFonts w:cstheme="minorHAnsi"/>
-        </w:rPr>
-        <w:t>[https://www.ehss.vt.edu/detail_pages/training_details.php?training_id=337]</w:t>
-      </w:r>
-    </w:p>
-    <w:p>
-      <w:pPr>
-        <w:pStyle w:val="ListParagraph"/>
+        <w:spacing w:after="240"/>
+        <w:rPr>
+          <w:rFonts w:ascii="Calibri" w:hAnsi="Calibri" w:cs="Calibri"/>
+          <w:sz w:val="22"/>
+          <w:szCs w:val="22"/>
+        </w:rPr>
+      </w:pPr>
+      <w:r>
+        <w:rPr>
+          <w:rFonts w:ascii="Calibri" w:hAnsi="Calibri" w:cs="Calibri"/>
+          <w:sz w:val="22"/>
+          <w:szCs w:val="22"/>
+        </w:rPr>
+        <w:t>Your PID</w:t>
+      </w:r>
+    </w:p>
+    <w:p>
+      <w:pPr>
         <w:numPr>
           <w:ilvl w:val="0"/>
-          <w:numId w:val="1"/>
+          <w:numId w:val="16"/>
         </w:numPr>
-        <w:rPr>
-          <w:rFonts w:cstheme="minorHAnsi"/>
-        </w:rPr>
-      </w:pPr>
-      <w:r>
-        <w:rPr>
-          <w:rFonts w:cstheme="minorHAnsi"/>
-        </w:rPr>
-        <w:t>Portable Fire Extinguisher Training</w:t>
-      </w:r>
-    </w:p>
-    <w:p>
-      <w:pPr>
-        <w:pStyle w:val="ListParagraph"/>
-        <w:numPr>
-          <w:ilvl w:val="1"/>
-          <w:numId w:val="1"/>
-        </w:numPr>
-        <w:rPr>
-          <w:rFonts w:cstheme="minorHAnsi"/>
-        </w:rPr>
-      </w:pPr>
-      <w:r>
-        <w:rPr>
-          <w:rFonts w:cstheme="minorHAnsi"/>
-          <w:color w:val="4472C4" w:themeColor="accent1"/>
-          <w:u w:val="single"/>
-        </w:rPr>
-        <w:t>Fire and Life Safety/ Portable Fire Extinguisher Training</w:t>
-      </w:r>
-      <w:r>
-        <w:rPr>
-          <w:rFonts w:cstheme="minorHAnsi"/>
-          <w:color w:val="4472C4" w:themeColor="accent1"/>
-        </w:rPr>
-        <w:t xml:space="preserve"> </w:t>
-      </w:r>
-      <w:r>
-        <w:rPr>
-          <w:rFonts w:cstheme="minorHAnsi"/>
-        </w:rPr>
-        <w:t>[https://www.ehss.vt.edu/detail_pages/training_details.php?training_id=331]</w:t>
-      </w:r>
-    </w:p>
-    <w:p>
-      <w:pPr>
-        <w:rPr>
-          <w:rFonts w:asciiTheme="minorHAnsi" w:hAnsiTheme="minorHAnsi" w:cstheme="minorHAnsi"/>
-        </w:rPr>
-      </w:pPr>
-    </w:p>
-    <w:p>
-      <w:pPr>
-        <w:pStyle w:val="ListParagraph"/>
+        <w:spacing w:after="240"/>
+        <w:rPr>
+          <w:rFonts w:ascii="Calibri" w:hAnsi="Calibri" w:cs="Calibri"/>
+          <w:sz w:val="22"/>
+          <w:szCs w:val="22"/>
+        </w:rPr>
+      </w:pPr>
+      <w:r>
+        <w:rPr>
+          <w:rFonts w:ascii="Calibri" w:hAnsi="Calibri" w:cs="Calibri"/>
+          <w:sz w:val="22"/>
+          <w:szCs w:val="22"/>
+        </w:rPr>
+        <w:t>Your Hokie ID number</w:t>
+      </w:r>
+    </w:p>
+    <w:p>
+      <w:pPr>
         <w:numPr>
           <w:ilvl w:val="0"/>
-          <w:numId w:val="3"/>
+          <w:numId w:val="16"/>
         </w:numPr>
-        <w:rPr>
-          <w:rFonts w:cstheme="minorHAnsi"/>
-          <w:b/>
-          <w:color w:val="000000" w:themeColor="text1"/>
-        </w:rPr>
-      </w:pPr>
-      <w:r>
-        <w:rPr>
-          <w:rFonts w:cstheme="minorHAnsi"/>
-          <w:b/>
-        </w:rPr>
-        <w:t>Read</w:t>
-      </w:r>
-      <w:r>
-        <w:rPr>
-          <w:rFonts w:cstheme="minorHAnsi"/>
-          <w:b/>
-        </w:rPr>
-        <w:t xml:space="preserve"> the </w:t>
-      </w:r>
-      <w:r>
-        <w:rPr>
-          <w:rFonts w:cstheme="minorHAnsi"/>
-          <w:b/>
-          <w:i/>
-        </w:rPr>
-        <w:t>Lab Policy</w:t>
-      </w:r>
-      <w:r>
-        <w:rPr>
-          <w:rFonts w:cstheme="minorHAnsi"/>
-          <w:b/>
-        </w:rPr>
-        <w:t xml:space="preserve">, as outlined on the </w:t>
-      </w:r>
-      <w:hyperlink r:id="rId9" w:history="1">
-        <w:r>
-          <w:rPr>
-            <w:rStyle w:val="Hyperlink"/>
-            <w:rFonts w:cstheme="minorHAnsi"/>
-            <w:b/>
-          </w:rPr>
-          <w:t>website</w:t>
-        </w:r>
-      </w:hyperlink>
-      <w:r>
-        <w:rPr>
-          <w:rFonts w:cstheme="minorHAnsi"/>
-          <w:b/>
-          <w:color w:val="5B9BD5" w:themeColor="accent5"/>
-        </w:rPr>
-        <w:t xml:space="preserve">       </w:t>
-      </w:r>
-    </w:p>
-    <w:p>
-      <w:pPr>
-        <w:pStyle w:val="ListParagraph"/>
-        <w:ind w:left="360"/>
-        <w:rPr>
-          <w:rFonts w:cstheme="minorHAnsi" w:hint="eastAsia"/>
-          <w:b/>
-          <w:color w:val="000000" w:themeColor="text1"/>
-        </w:rPr>
-      </w:pPr>
-    </w:p>
-    <w:p>
-      <w:pPr>
-        <w:pStyle w:val="ListParagraph"/>
+        <w:spacing w:after="240"/>
+        <w:rPr>
+          <w:rFonts w:ascii="Calibri" w:hAnsi="Calibri" w:cs="Calibri"/>
+          <w:sz w:val="22"/>
+          <w:szCs w:val="22"/>
+        </w:rPr>
+      </w:pPr>
+      <w:r>
+        <w:rPr>
+          <w:rFonts w:ascii="Calibri" w:hAnsi="Calibri" w:cs="Calibri"/>
+          <w:sz w:val="22"/>
+          <w:szCs w:val="22"/>
+        </w:rPr>
+        <w:t>Your approved Project Proposal presentation</w:t>
+      </w:r>
+    </w:p>
+    <w:p>
+      <w:pPr>
         <w:numPr>
           <w:ilvl w:val="0"/>
-          <w:numId w:val="3"/>
+          <w:numId w:val="16"/>
         </w:numPr>
-        <w:rPr>
-          <w:rFonts w:cstheme="minorHAnsi"/>
-          <w:b/>
-          <w:color w:val="000000" w:themeColor="text1"/>
-        </w:rPr>
-      </w:pPr>
-      <w:r>
-        <w:rPr>
-          <w:rFonts w:cstheme="minorHAnsi"/>
-          <w:b/>
-          <w:color w:val="000000" w:themeColor="text1"/>
-        </w:rPr>
-        <w:t xml:space="preserve">Read and </w:t>
-      </w:r>
-      <w:r>
-        <w:rPr>
-          <w:rFonts w:cstheme="minorHAnsi"/>
-          <w:b/>
-          <w:color w:val="000000" w:themeColor="text1"/>
-        </w:rPr>
-        <w:t xml:space="preserve">Sign the </w:t>
-      </w:r>
-      <w:r>
-        <w:rPr>
-          <w:rFonts w:cstheme="minorHAnsi"/>
-          <w:b/>
-          <w:i/>
-          <w:color w:val="000000" w:themeColor="text1"/>
-        </w:rPr>
-        <w:t>Lab Waiver</w:t>
-      </w:r>
-      <w:r>
-        <w:rPr>
-          <w:rFonts w:cstheme="minorHAnsi"/>
-          <w:b/>
-          <w:color w:val="000000" w:themeColor="text1"/>
-        </w:rPr>
-        <w:t xml:space="preserve">, as outlined on the </w:t>
-      </w:r>
-      <w:hyperlink r:id="rId10" w:history="1">
-        <w:r>
-          <w:rPr>
-            <w:rStyle w:val="Hyperlink"/>
-            <w:rFonts w:cstheme="minorHAnsi"/>
-            <w:b/>
-          </w:rPr>
-          <w:t>website</w:t>
-        </w:r>
-      </w:hyperlink>
-      <w:r>
-        <w:rPr>
-          <w:rFonts w:cstheme="minorHAnsi"/>
-          <w:b/>
-          <w:color w:val="5B9BD5" w:themeColor="accent5"/>
-        </w:rPr>
-        <w:t xml:space="preserve">   </w:t>
-      </w:r>
-    </w:p>
-    <w:p>
-      <w:pPr>
-        <w:rPr>
-          <w:rFonts w:eastAsiaTheme="minorEastAsia" w:cstheme="minorHAnsi" w:hint="eastAsia"/>
-          <w:b/>
-          <w:color w:val="000000" w:themeColor="text1"/>
-          <w:lang w:eastAsia="zh-CN"/>
-        </w:rPr>
-      </w:pPr>
-    </w:p>
-    <w:p>
-      <w:pPr>
-        <w:pStyle w:val="ListParagraph"/>
-        <w:numPr>
-          <w:ilvl w:val="0"/>
-          <w:numId w:val="3"/>
-        </w:numPr>
-        <w:rPr>
-          <w:rFonts w:cstheme="minorHAnsi"/>
-          <w:b/>
-        </w:rPr>
-      </w:pPr>
-      <w:r>
-        <w:rPr>
-          <w:rFonts w:cstheme="minorHAnsi"/>
-          <w:b/>
-        </w:rPr>
-        <w:t xml:space="preserve">Submit Official </w:t>
-      </w:r>
-      <w:r>
-        <w:rPr>
-          <w:rFonts w:cstheme="minorHAnsi"/>
-          <w:b/>
-        </w:rPr>
-        <w:t xml:space="preserve">Lab Access </w:t>
-      </w:r>
-      <w:r>
-        <w:rPr>
-          <w:rFonts w:cstheme="minorHAnsi"/>
-          <w:b/>
-        </w:rPr>
-        <w:t>Request via Email</w:t>
-      </w:r>
-    </w:p>
-    <w:p>
-      <w:pPr>
-        <w:pStyle w:val="ListParagraph"/>
-        <w:numPr>
-          <w:ilvl w:val="0"/>
-          <w:numId w:val="6"/>
-        </w:numPr>
-        <w:rPr>
-          <w:rFonts w:cstheme="minorHAnsi"/>
-        </w:rPr>
-      </w:pPr>
-      <w:r>
-        <w:rPr>
-          <w:rFonts w:cstheme="minorHAnsi"/>
-          <w:b/>
-        </w:rPr>
-        <w:t>ECE 4805/4806</w:t>
-      </w:r>
-      <w:r>
-        <w:rPr>
-          <w:rFonts w:cstheme="minorHAnsi"/>
-        </w:rPr>
-        <w:t xml:space="preserve"> </w:t>
-      </w:r>
-      <w:r>
-        <w:rPr>
-          <w:rFonts w:cstheme="minorHAnsi"/>
-        </w:rPr>
-        <w:t xml:space="preserve">send the following information to MDE Instructor, Prof. Daniel Connors, </w:t>
-      </w:r>
-      <w:hyperlink r:id="rId11" w:history="1">
-        <w:r>
-          <w:rPr>
-            <w:rStyle w:val="Hyperlink"/>
-            <w:rFonts w:cstheme="minorHAnsi"/>
-          </w:rPr>
-          <w:t>dpconnors@vt.edu</w:t>
-        </w:r>
-      </w:hyperlink>
-      <w:r>
-        <w:rPr>
-          <w:rFonts w:cstheme="minorHAnsi"/>
-        </w:rPr>
-        <w:t xml:space="preserve">.  </w:t>
-      </w:r>
-    </w:p>
-    <w:p>
-      <w:pPr>
-        <w:pStyle w:val="ListParagraph"/>
-        <w:numPr>
-          <w:ilvl w:val="0"/>
-          <w:numId w:val="6"/>
-        </w:numPr>
-        <w:rPr>
-          <w:rFonts w:cstheme="minorHAnsi"/>
-          <w:bCs/>
-        </w:rPr>
-      </w:pPr>
-      <w:r>
-        <w:rPr>
-          <w:rFonts w:cstheme="minorHAnsi"/>
-          <w:b/>
-        </w:rPr>
-        <w:t>AMP Lab requests</w:t>
-      </w:r>
-      <w:r>
-        <w:rPr>
-          <w:rFonts w:cstheme="minorHAnsi"/>
-        </w:rPr>
-        <w:t xml:space="preserve"> should be submitted via email to Lab </w:t>
-      </w:r>
-      <w:r>
-        <w:rPr>
-          <w:rFonts w:cstheme="minorHAnsi"/>
-        </w:rPr>
-        <w:t>Lead</w:t>
-      </w:r>
-      <w:r>
-        <w:rPr>
-          <w:rFonts w:cstheme="minorHAnsi"/>
-        </w:rPr>
-        <w:t xml:space="preserve">, </w:t>
-      </w:r>
-      <w:r>
-        <w:rPr>
-          <w:rFonts w:cstheme="minorHAnsi"/>
-          <w:bCs/>
-        </w:rPr>
-        <w:t>Daniel</w:t>
-      </w:r>
-      <w:r>
-        <w:rPr>
-          <w:rFonts w:eastAsiaTheme="minorEastAsia" w:cstheme="minorHAnsi"/>
-          <w:bCs/>
-          <w:lang w:eastAsia="zh-CN"/>
-        </w:rPr>
-        <w:t xml:space="preserve"> </w:t>
-      </w:r>
-      <w:r>
-        <w:rPr>
-          <w:rFonts w:cstheme="minorHAnsi"/>
-          <w:bCs/>
-        </w:rPr>
-        <w:t>Cherkasskiy</w:t>
-      </w:r>
-    </w:p>
-    <w:p>
-      <w:pPr>
-        <w:pStyle w:val="ListParagraph"/>
-        <w:ind w:left="1080"/>
-        <w:rPr>
-          <w:rFonts w:cstheme="minorHAnsi"/>
-        </w:rPr>
-      </w:pPr>
-      <w:hyperlink r:id="rId12" w:history="1">
-        <w:r>
-          <w:rPr>
-            <w:rStyle w:val="Hyperlink"/>
-            <w:rFonts w:cstheme="minorHAnsi"/>
-          </w:rPr>
-          <w:t>cherkasskiyd@vt.edu</w:t>
-        </w:r>
-      </w:hyperlink>
-      <w:r>
-        <w:rPr>
-          <w:rFonts w:cstheme="minorHAnsi"/>
-        </w:rPr>
-        <w:t>.</w:t>
-      </w:r>
-      <w:r>
-        <w:rPr>
-          <w:rFonts w:cstheme="minorHAnsi"/>
-        </w:rPr>
-        <w:t xml:space="preserve"> </w:t>
-      </w:r>
-      <w:r>
-        <w:rPr>
-          <w:rFonts w:cstheme="minorHAnsi"/>
-          <w:b/>
-          <w:bCs/>
-        </w:rPr>
-        <w:t xml:space="preserve">For the request to be accepted, you must have already completed a </w:t>
-      </w:r>
-      <w:hyperlink r:id="rId13" w:history="1">
-        <w:r>
-          <w:rPr>
-            <w:rStyle w:val="Hyperlink"/>
-            <w:rFonts w:cstheme="minorHAnsi"/>
-            <w:b/>
-            <w:bCs/>
-          </w:rPr>
-          <w:t>project prop</w:t>
-        </w:r>
-        <w:r>
-          <w:rPr>
-            <w:rStyle w:val="Hyperlink"/>
-            <w:rFonts w:cstheme="minorHAnsi"/>
-            <w:b/>
-            <w:bCs/>
-          </w:rPr>
-          <w:t>o</w:t>
-        </w:r>
-        <w:r>
-          <w:rPr>
-            <w:rStyle w:val="Hyperlink"/>
-            <w:rFonts w:cstheme="minorHAnsi"/>
-            <w:b/>
-            <w:bCs/>
-          </w:rPr>
-          <w:t>sal</w:t>
-        </w:r>
-      </w:hyperlink>
-      <w:r>
-        <w:rPr>
-          <w:rFonts w:cstheme="minorHAnsi"/>
-          <w:b/>
-          <w:bCs/>
-        </w:rPr>
-        <w:t>.</w:t>
-      </w:r>
-    </w:p>
-    <w:p>
-      <w:pPr>
-        <w:pStyle w:val="ListParagraph"/>
-        <w:numPr>
-          <w:ilvl w:val="0"/>
-          <w:numId w:val="6"/>
-        </w:numPr>
-        <w:rPr>
-          <w:rFonts w:cstheme="minorHAnsi"/>
-        </w:rPr>
-      </w:pPr>
-      <w:r>
-        <w:rPr>
-          <w:rFonts w:cstheme="minorHAnsi"/>
-          <w:b/>
-        </w:rPr>
-        <w:t xml:space="preserve">Other requests </w:t>
-      </w:r>
-      <w:r>
-        <w:rPr>
-          <w:rFonts w:cstheme="minorHAnsi"/>
-          <w:bCs/>
-        </w:rPr>
-        <w:t xml:space="preserve">should be submitted to your organization’s lead (e.g. </w:t>
-      </w:r>
-      <w:proofErr w:type="spellStart"/>
-      <w:r>
-        <w:rPr>
-          <w:rFonts w:cstheme="minorHAnsi"/>
-          <w:bCs/>
-        </w:rPr>
-        <w:t>Inspirefly</w:t>
-      </w:r>
-      <w:proofErr w:type="spellEnd"/>
-      <w:r>
-        <w:rPr>
-          <w:rFonts w:cstheme="minorHAnsi"/>
-          <w:bCs/>
-        </w:rPr>
-        <w:t>, VTCRO.</w:t>
-      </w:r>
-      <w:r>
-        <w:rPr>
-          <w:rFonts w:cstheme="minorHAnsi"/>
-        </w:rPr>
-        <w:t xml:space="preserve">  </w:t>
-      </w:r>
-    </w:p>
-    <w:p>
-      <w:pPr>
-        <w:pStyle w:val="ListParagraph"/>
-        <w:ind w:left="1080"/>
-        <w:rPr>
-          <w:rFonts w:cstheme="minorHAnsi"/>
-        </w:rPr>
-      </w:pPr>
-    </w:p>
-    <w:p>
-      <w:pPr>
-        <w:pStyle w:val="ListParagraph"/>
-        <w:rPr>
-          <w:rFonts w:cstheme="minorHAnsi"/>
-          <w:b/>
-        </w:rPr>
-      </w:pPr>
-      <w:r>
-        <w:rPr>
-          <w:rFonts w:cstheme="minorHAnsi"/>
-          <w:b/>
-        </w:rPr>
-        <w:t>Your Email should include the following:</w:t>
-      </w:r>
-    </w:p>
-    <w:p>
-      <w:pPr>
-        <w:pStyle w:val="ListParagraph"/>
-        <w:numPr>
-          <w:ilvl w:val="2"/>
-          <w:numId w:val="7"/>
-        </w:numPr>
-        <w:rPr>
-          <w:rFonts w:cstheme="minorHAnsi"/>
-        </w:rPr>
-      </w:pPr>
-      <w:r>
-        <w:rPr>
-          <w:rFonts w:cstheme="minorHAnsi"/>
-        </w:rPr>
-        <w:t xml:space="preserve">VT EHS summary of training </w:t>
-      </w:r>
-      <w:r>
-        <w:rPr>
-          <w:rFonts w:cstheme="minorHAnsi"/>
-        </w:rPr>
-        <w:t>completed</w:t>
-      </w:r>
-    </w:p>
-    <w:p>
-      <w:pPr>
-        <w:pStyle w:val="ListParagraph"/>
-        <w:numPr>
-          <w:ilvl w:val="2"/>
-          <w:numId w:val="7"/>
-        </w:numPr>
-        <w:rPr>
-          <w:rFonts w:cstheme="minorHAnsi"/>
-        </w:rPr>
-      </w:pPr>
-      <w:r>
-        <w:rPr>
-          <w:rFonts w:cstheme="minorHAnsi"/>
-        </w:rPr>
-        <w:t>S</w:t>
-      </w:r>
-      <w:r>
-        <w:rPr>
-          <w:rFonts w:cstheme="minorHAnsi"/>
-        </w:rPr>
-        <w:t xml:space="preserve">igned lab waiver </w:t>
-      </w:r>
-    </w:p>
-    <w:p>
-      <w:pPr>
-        <w:pStyle w:val="ListParagraph"/>
-        <w:numPr>
-          <w:ilvl w:val="2"/>
-          <w:numId w:val="7"/>
-        </w:numPr>
-        <w:rPr>
-          <w:rFonts w:cstheme="minorHAnsi"/>
-        </w:rPr>
-      </w:pPr>
-      <w:r>
-        <w:rPr>
-          <w:rFonts w:cstheme="minorHAnsi"/>
-        </w:rPr>
-        <w:t>I</w:t>
-      </w:r>
-      <w:r>
-        <w:rPr>
-          <w:rFonts w:cstheme="minorHAnsi"/>
-        </w:rPr>
-        <w:t>dentify</w:t>
-      </w:r>
-      <w:r>
-        <w:rPr>
-          <w:rFonts w:cstheme="minorHAnsi"/>
-        </w:rPr>
-        <w:t xml:space="preserve"> </w:t>
-      </w:r>
-      <w:r>
-        <w:rPr>
-          <w:rFonts w:cstheme="minorHAnsi"/>
-        </w:rPr>
-        <w:t>the</w:t>
-      </w:r>
-      <w:r>
-        <w:rPr>
-          <w:rFonts w:cstheme="minorHAnsi"/>
-        </w:rPr>
-        <w:t xml:space="preserve"> lab you are requesting access </w:t>
-      </w:r>
-      <w:proofErr w:type="gramStart"/>
-      <w:r>
-        <w:rPr>
-          <w:rFonts w:cstheme="minorHAnsi"/>
-        </w:rPr>
-        <w:t>for</w:t>
-      </w:r>
-      <w:proofErr w:type="gramEnd"/>
-      <w:r>
-        <w:rPr>
-          <w:rFonts w:cstheme="minorHAnsi"/>
-        </w:rPr>
-        <w:t xml:space="preserve">, e.g.,  234 Whittemore </w:t>
-      </w:r>
-      <w:r>
-        <w:rPr>
-          <w:rFonts w:cstheme="minorHAnsi"/>
-        </w:rPr>
-        <w:t>and/</w:t>
-      </w:r>
-      <w:r>
-        <w:rPr>
-          <w:rFonts w:cstheme="minorHAnsi"/>
-        </w:rPr>
-        <w:t>or 363 Durham</w:t>
-      </w:r>
-    </w:p>
-    <w:p>
-      <w:pPr>
-        <w:pStyle w:val="ListParagraph"/>
-        <w:numPr>
-          <w:ilvl w:val="2"/>
-          <w:numId w:val="7"/>
-        </w:numPr>
-        <w:rPr>
-          <w:rFonts w:cstheme="minorHAnsi"/>
-        </w:rPr>
-      </w:pPr>
-      <w:r>
-        <w:rPr>
-          <w:rFonts w:cstheme="minorHAnsi"/>
-        </w:rPr>
-        <w:t xml:space="preserve">Organization  i.e., AMP, </w:t>
-      </w:r>
-      <w:proofErr w:type="spellStart"/>
-      <w:r>
-        <w:rPr>
-          <w:rFonts w:cstheme="minorHAnsi"/>
-        </w:rPr>
-        <w:t>Inspirefly</w:t>
-      </w:r>
-      <w:proofErr w:type="spellEnd"/>
-      <w:r>
-        <w:rPr>
-          <w:rFonts w:cstheme="minorHAnsi"/>
-        </w:rPr>
-        <w:t>, VTCRO,</w:t>
-      </w:r>
-      <w:r>
-        <w:rPr>
-          <w:rFonts w:cstheme="minorHAnsi"/>
-        </w:rPr>
-        <w:t xml:space="preserve"> ECE 4805/4806, </w:t>
-      </w:r>
-      <w:r>
-        <w:rPr>
-          <w:rFonts w:cstheme="minorHAnsi"/>
-        </w:rPr>
-        <w:t xml:space="preserve">etc. </w:t>
-      </w:r>
-    </w:p>
-    <w:p>
-      <w:pPr>
-        <w:pStyle w:val="ListParagraph"/>
-        <w:numPr>
-          <w:ilvl w:val="2"/>
-          <w:numId w:val="7"/>
-        </w:numPr>
-        <w:rPr>
-          <w:rFonts w:cstheme="minorHAnsi"/>
-        </w:rPr>
-      </w:pPr>
-      <w:r>
-        <w:rPr>
-          <w:rFonts w:cstheme="minorHAnsi"/>
-        </w:rPr>
-        <w:t xml:space="preserve">For AMP </w:t>
-      </w:r>
-      <w:r>
-        <w:rPr>
-          <w:rFonts w:cstheme="minorHAnsi"/>
-        </w:rPr>
-        <w:t>m</w:t>
-      </w:r>
-      <w:r>
-        <w:rPr>
-          <w:rFonts w:cstheme="minorHAnsi"/>
-        </w:rPr>
-        <w:t>ember</w:t>
-      </w:r>
-      <w:r>
-        <w:rPr>
-          <w:rFonts w:cstheme="minorHAnsi"/>
-        </w:rPr>
-        <w:t xml:space="preserve"> applicants </w:t>
-      </w:r>
-      <w:r>
-        <w:rPr>
-          <w:rFonts w:cstheme="minorHAnsi"/>
-        </w:rPr>
-        <w:t xml:space="preserve">Only - include </w:t>
-      </w:r>
-      <w:r>
-        <w:rPr>
-          <w:rFonts w:cstheme="minorHAnsi"/>
-        </w:rPr>
-        <w:t xml:space="preserve">your </w:t>
-      </w:r>
-      <w:r>
-        <w:rPr>
-          <w:rFonts w:cstheme="minorHAnsi"/>
-        </w:rPr>
-        <w:t>project link</w:t>
-      </w:r>
-    </w:p>
-    <w:p>
-      <w:pPr>
-        <w:rPr>
-          <w:rFonts w:asciiTheme="minorHAnsi" w:hAnsiTheme="minorHAnsi" w:cstheme="minorHAnsi"/>
-        </w:rPr>
-      </w:pPr>
-    </w:p>
-    <w:p>
-      <w:pPr>
-        <w:rPr>
-          <w:rFonts w:asciiTheme="minorHAnsi" w:hAnsiTheme="minorHAnsi" w:cstheme="minorHAnsi"/>
-        </w:rPr>
-      </w:pPr>
+        <w:spacing w:after="240"/>
+        <w:rPr>
+          <w:rFonts w:ascii="Calibri" w:hAnsi="Calibri" w:cs="Calibri"/>
+          <w:sz w:val="22"/>
+          <w:szCs w:val="22"/>
+        </w:rPr>
+      </w:pPr>
+      <w:r>
+        <w:rPr>
+          <w:rFonts w:ascii="Calibri" w:hAnsi="Calibri" w:cs="Calibri"/>
+          <w:sz w:val="22"/>
+          <w:szCs w:val="22"/>
+        </w:rPr>
+        <w:t>A link to your AMP project GitHub repository</w:t>
+      </w:r>
+    </w:p>
+    <w:p>
+      <w:pPr>
+        <w:spacing w:after="240"/>
+        <w:rPr>
+          <w:rFonts w:ascii="Calibri" w:hAnsi="Calibri" w:cs="Calibri"/>
+          <w:sz w:val="22"/>
+          <w:szCs w:val="22"/>
+        </w:rPr>
+      </w:pPr>
+      <w:r>
+        <w:rPr>
+          <w:rFonts w:ascii="Calibri" w:hAnsi="Calibri" w:cs="Calibri"/>
+          <w:sz w:val="22"/>
+          <w:szCs w:val="22"/>
+        </w:rPr>
+        <w:t>Once all required information has been submitted and verified, your swipe access request for Whittemore 234 can be processed.</w:t>
+      </w:r>
+    </w:p>
+    <w:p>
+      <w:pPr>
+        <w:rPr>
+          <w:rFonts w:ascii="Calibri" w:hAnsi="Calibri" w:cs="Calibri"/>
+          <w:color w:val="4472C4" w:themeColor="accent1"/>
+          <w:sz w:val="32"/>
+          <w:szCs w:val="32"/>
+        </w:rPr>
+      </w:pPr>
+      <w:r>
+        <w:rPr>
+          <w:rFonts w:ascii="Calibri" w:hAnsi="Calibri" w:cs="Calibri"/>
+          <w:color w:val="4472C4" w:themeColor="accent1"/>
+          <w:sz w:val="32"/>
+          <w:szCs w:val="32"/>
+        </w:rPr>
+        <w:t>Important</w:t>
+      </w:r>
+    </w:p>
+    <w:p>
+      <w:pPr>
+        <w:spacing w:after="240"/>
+        <w:rPr>
+          <w:rFonts w:ascii="Calibri" w:hAnsi="Calibri" w:cs="Calibri"/>
+          <w:sz w:val="22"/>
+          <w:szCs w:val="22"/>
+        </w:rPr>
+      </w:pPr>
+      <w:r>
+        <w:rPr>
+          <w:rFonts w:ascii="Calibri" w:hAnsi="Calibri" w:cs="Calibri"/>
+          <w:sz w:val="22"/>
+          <w:szCs w:val="22"/>
+        </w:rPr>
+        <w:t>Swipe access to Whittemore 234 is only provided to approved AMP members who have completed the required onboarding process.</w:t>
+      </w:r>
+    </w:p>
+    <w:p>
+      <w:pPr>
+        <w:spacing w:after="240"/>
+        <w:rPr>
+          <w:rFonts w:ascii="Calibri" w:hAnsi="Calibri" w:cs="Calibri"/>
+          <w:sz w:val="22"/>
+          <w:szCs w:val="22"/>
+        </w:rPr>
+      </w:pPr>
+      <w:r>
+        <w:rPr>
+          <w:rFonts w:ascii="Calibri" w:hAnsi="Calibri" w:cs="Calibri"/>
+          <w:sz w:val="22"/>
+          <w:szCs w:val="22"/>
+        </w:rPr>
+        <w:t>AMP equipment, components, tools, workspaces, and other resources are reserved for active AMP members working on approved AMP projects.</w:t>
+      </w:r>
     </w:p>
     <w:sectPr>
+      <w:headerReference w:type="default" r:id="rId9"/>
       <w:pgSz w:w="12240" w:h="15840"/>
       <w:pgMar w:top="1440" w:right="1440" w:bottom="1440" w:left="1440" w:header="720" w:footer="720" w:gutter="0"/>
       <w:cols w:space="720"/>
@@ -1555,9 +922,355 @@
 </w:document>
 </file>
 
+<file path=word/endnotes.xml><?xml version="1.0" encoding="utf-8"?>
+<w:endnotes xmlns:wpc="http://schemas.microsoft.com/office/word/2010/wordprocessingCanvas" xmlns:cx="http://schemas.microsoft.com/office/drawing/2014/chartex" xmlns:cx1="http://schemas.microsoft.com/office/drawing/2015/9/8/chartex" xmlns:cx2="http://schemas.microsoft.com/office/drawing/2015/10/21/chartex" xmlns:cx3="http://schemas.microsoft.com/office/drawing/2016/5/9/chartex" xmlns:cx4="http://schemas.microsoft.com/office/drawing/2016/5/10/chartex" xmlns:cx5="http://schemas.microsoft.com/office/drawing/2016/5/11/chartex" xmlns:cx6="http://schemas.microsoft.com/office/drawing/2016/5/12/chartex" xmlns:cx7="http://schemas.microsoft.com/office/drawing/2016/5/13/chartex" xmlns:cx8="http://schemas.microsoft.com/office/drawing/2016/5/14/chartex" xmlns:mc="http://schemas.openxmlformats.org/markup-compatibility/2006" xmlns:aink="http://schemas.microsoft.com/office/drawing/2016/ink" xmlns:am3d="http://schemas.microsoft.com/office/drawing/2017/model3d" xmlns:o="urn:schemas-microsoft-com:office:office" xmlns:oel="http://schemas.microsoft.com/office/2019/extlst" xmlns:r="http://schemas.openxmlformats.org/officeDocument/2006/relationships" xmlns:m="http://schemas.openxmlformats.org/officeDocument/2006/math" xmlns:v="urn:schemas-microsoft-com:vml" xmlns:wp14="http://schemas.microsoft.com/office/word/2010/wordprocessingDrawing" xmlns:wp="http://schemas.openxmlformats.org/drawingml/2006/wordprocessingDrawing" xmlns:w10="urn:schemas-microsoft-com:office:word" xmlns:w="http://schemas.openxmlformats.org/wordprocessingml/2006/main" xmlns:w14="http://schemas.microsoft.com/office/word/2010/wordml" xmlns:w15="http://schemas.microsoft.com/office/word/2012/wordml" xmlns:w16cex="http://schemas.microsoft.com/office/word/2018/wordml/cex" xmlns:w16cid="http://schemas.microsoft.com/office/word/2016/wordml/cid" xmlns:w16="http://schemas.microsoft.com/office/word/2018/wordml" xmlns:w16du="http://schemas.microsoft.com/office/word/2023/wordml/word16du" xmlns:w16sdtdh="http://schemas.microsoft.com/office/word/2020/wordml/sdtdatahash" xmlns:w16sdtfl="http://schemas.microsoft.com/office/word/2024/wordml/sdtformatlock" xmlns:w16se="http://schemas.microsoft.com/office/word/2015/wordml/symex" xmlns:wpg="http://schemas.microsoft.com/office/word/2010/wordprocessingGroup" xmlns:wpi="http://schemas.microsoft.com/office/word/2010/wordprocessingInk" xmlns:wne="http://schemas.microsoft.com/office/word/2006/wordml" xmlns:wps="http://schemas.microsoft.com/office/word/2010/wordprocessingShape" mc:Ignorable="w14 w15 w16se w16cid w16 w16cex w16sdtdh w16sdtfl w16du wp14">
+  <w:endnote w:type="separator" w:id="-1">
+    <w:p>
+      <w:r>
+        <w:separator/>
+      </w:r>
+    </w:p>
+  </w:endnote>
+  <w:endnote w:type="continuationSeparator" w:id="0">
+    <w:p>
+      <w:r>
+        <w:continuationSeparator/>
+      </w:r>
+    </w:p>
+  </w:endnote>
+</w:endnotes>
+</file>
+
+<file path=word/footnotes.xml><?xml version="1.0" encoding="utf-8"?>
+<w:footnotes xmlns:wpc="http://schemas.microsoft.com/office/word/2010/wordprocessingCanvas" xmlns:cx="http://schemas.microsoft.com/office/drawing/2014/chartex" xmlns:cx1="http://schemas.microsoft.com/office/drawing/2015/9/8/chartex" xmlns:cx2="http://schemas.microsoft.com/office/drawing/2015/10/21/chartex" xmlns:cx3="http://schemas.microsoft.com/office/drawing/2016/5/9/chartex" xmlns:cx4="http://schemas.microsoft.com/office/drawing/2016/5/10/chartex" xmlns:cx5="http://schemas.microsoft.com/office/drawing/2016/5/11/chartex" xmlns:cx6="http://schemas.microsoft.com/office/drawing/2016/5/12/chartex" xmlns:cx7="http://schemas.microsoft.com/office/drawing/2016/5/13/chartex" xmlns:cx8="http://schemas.microsoft.com/office/drawing/2016/5/14/chartex" xmlns:mc="http://schemas.openxmlformats.org/markup-compatibility/2006" xmlns:aink="http://schemas.microsoft.com/office/drawing/2016/ink" xmlns:am3d="http://schemas.microsoft.com/office/drawing/2017/model3d" xmlns:o="urn:schemas-microsoft-com:office:office" xmlns:oel="http://schemas.microsoft.com/office/2019/extlst" xmlns:r="http://schemas.openxmlformats.org/officeDocument/2006/relationships" xmlns:m="http://schemas.openxmlformats.org/officeDocument/2006/math" xmlns:v="urn:schemas-microsoft-com:vml" xmlns:wp14="http://schemas.microsoft.com/office/word/2010/wordprocessingDrawing" xmlns:wp="http://schemas.openxmlformats.org/drawingml/2006/wordprocessingDrawing" xmlns:w10="urn:schemas-microsoft-com:office:word" xmlns:w="http://schemas.openxmlformats.org/wordprocessingml/2006/main" xmlns:w14="http://schemas.microsoft.com/office/word/2010/wordml" xmlns:w15="http://schemas.microsoft.com/office/word/2012/wordml" xmlns:w16cex="http://schemas.microsoft.com/office/word/2018/wordml/cex" xmlns:w16cid="http://schemas.microsoft.com/office/word/2016/wordml/cid" xmlns:w16="http://schemas.microsoft.com/office/word/2018/wordml" xmlns:w16du="http://schemas.microsoft.com/office/word/2023/wordml/word16du" xmlns:w16sdtdh="http://schemas.microsoft.com/office/word/2020/wordml/sdtdatahash" xmlns:w16sdtfl="http://schemas.microsoft.com/office/word/2024/wordml/sdtformatlock" xmlns:w16se="http://schemas.microsoft.com/office/word/2015/wordml/symex" xmlns:wpg="http://schemas.microsoft.com/office/word/2010/wordprocessingGroup" xmlns:wpi="http://schemas.microsoft.com/office/word/2010/wordprocessingInk" xmlns:wne="http://schemas.microsoft.com/office/word/2006/wordml" xmlns:wps="http://schemas.microsoft.com/office/word/2010/wordprocessingShape" mc:Ignorable="w14 w15 w16se w16cid w16 w16cex w16sdtdh w16sdtfl w16du wp14">
+  <w:footnote w:type="separator" w:id="-1">
+    <w:p>
+      <w:r>
+        <w:separator/>
+      </w:r>
+    </w:p>
+  </w:footnote>
+  <w:footnote w:type="continuationSeparator" w:id="0">
+    <w:p>
+      <w:r>
+        <w:continuationSeparator/>
+      </w:r>
+    </w:p>
+  </w:footnote>
+</w:footnotes>
+</file>
+
+<file path=word/header1.xml><?xml version="1.0" encoding="utf-8"?>
+<w:hdr xmlns:wpc="http://schemas.microsoft.com/office/word/2010/wordprocessingCanvas" xmlns:cx="http://schemas.microsoft.com/office/drawing/2014/chartex" xmlns:cx1="http://schemas.microsoft.com/office/drawing/2015/9/8/chartex" xmlns:cx2="http://schemas.microsoft.com/office/drawing/2015/10/21/chartex" xmlns:cx3="http://schemas.microsoft.com/office/drawing/2016/5/9/chartex" xmlns:cx4="http://schemas.microsoft.com/office/drawing/2016/5/10/chartex" xmlns:cx5="http://schemas.microsoft.com/office/drawing/2016/5/11/chartex" xmlns:cx6="http://schemas.microsoft.com/office/drawing/2016/5/12/chartex" xmlns:cx7="http://schemas.microsoft.com/office/drawing/2016/5/13/chartex" xmlns:cx8="http://schemas.microsoft.com/office/drawing/2016/5/14/chartex" xmlns:mc="http://schemas.openxmlformats.org/markup-compatibility/2006" xmlns:aink="http://schemas.microsoft.com/office/drawing/2016/ink" xmlns:am3d="http://schemas.microsoft.com/office/drawing/2017/model3d" xmlns:o="urn:schemas-microsoft-com:office:office" xmlns:oel="http://schemas.microsoft.com/office/2019/extlst" xmlns:r="http://schemas.openxmlformats.org/officeDocument/2006/relationships" xmlns:m="http://schemas.openxmlformats.org/officeDocument/2006/math" xmlns:v="urn:schemas-microsoft-com:vml" xmlns:wp14="http://schemas.microsoft.com/office/word/2010/wordprocessingDrawing" xmlns:wp="http://schemas.openxmlformats.org/drawingml/2006/wordprocessingDrawing" xmlns:w10="urn:schemas-microsoft-com:office:word" xmlns:w="http://schemas.openxmlformats.org/wordprocessingml/2006/main" xmlns:w14="http://schemas.microsoft.com/office/word/2010/wordml" xmlns:w15="http://schemas.microsoft.com/office/word/2012/wordml" xmlns:w16cex="http://schemas.microsoft.com/office/word/2018/wordml/cex" xmlns:w16cid="http://schemas.microsoft.com/office/word/2016/wordml/cid" xmlns:w16="http://schemas.microsoft.com/office/word/2018/wordml" xmlns:w16du="http://schemas.microsoft.com/office/word/2023/wordml/word16du" xmlns:w16sdtdh="http://schemas.microsoft.com/office/word/2020/wordml/sdtdatahash" xmlns:w16sdtfl="http://schemas.microsoft.com/office/word/2024/wordml/sdtformatlock" xmlns:w16se="http://schemas.microsoft.com/office/word/2015/wordml/symex" xmlns:wpg="http://schemas.microsoft.com/office/word/2010/wordprocessingGroup" xmlns:wpi="http://schemas.microsoft.com/office/word/2010/wordprocessingInk" xmlns:wne="http://schemas.microsoft.com/office/word/2006/wordml" xmlns:wps="http://schemas.microsoft.com/office/word/2010/wordprocessingShape" mc:Ignorable="w14 w15 w16se w16cid w16 w16cex w16sdtdh w16sdtfl w16du wp14">
+  <w:p>
+    <w:pPr>
+      <w:pStyle w:val="Header"/>
+    </w:pPr>
+  </w:p>
+</w:hdr>
+</file>
+
 <file path=word/numbering.xml><?xml version="1.0" encoding="utf-8"?>
 <w:numbering xmlns:wpc="http://schemas.microsoft.com/office/word/2010/wordprocessingCanvas" xmlns:cx="http://schemas.microsoft.com/office/drawing/2014/chartex" xmlns:cx1="http://schemas.microsoft.com/office/drawing/2015/9/8/chartex" xmlns:cx2="http://schemas.microsoft.com/office/drawing/2015/10/21/chartex" xmlns:cx3="http://schemas.microsoft.com/office/drawing/2016/5/9/chartex" xmlns:cx4="http://schemas.microsoft.com/office/drawing/2016/5/10/chartex" xmlns:cx5="http://schemas.microsoft.com/office/drawing/2016/5/11/chartex" xmlns:cx6="http://schemas.microsoft.com/office/drawing/2016/5/12/chartex" xmlns:cx7="http://schemas.microsoft.com/office/drawing/2016/5/13/chartex" xmlns:cx8="http://schemas.microsoft.com/office/drawing/2016/5/14/chartex" xmlns:mc="http://schemas.openxmlformats.org/markup-compatibility/2006" xmlns:aink="http://schemas.microsoft.com/office/drawing/2016/ink" xmlns:am3d="http://schemas.microsoft.com/office/drawing/2017/model3d" xmlns:o="urn:schemas-microsoft-com:office:office" xmlns:oel="http://schemas.microsoft.com/office/2019/extlst" xmlns:r="http://schemas.openxmlformats.org/officeDocument/2006/relationships" xmlns:m="http://schemas.openxmlformats.org/officeDocument/2006/math" xmlns:v="urn:schemas-microsoft-com:vml" xmlns:wp14="http://schemas.microsoft.com/office/word/2010/wordprocessingDrawing" xmlns:wp="http://schemas.openxmlformats.org/drawingml/2006/wordprocessingDrawing" xmlns:w10="urn:schemas-microsoft-com:office:word" xmlns:w="http://schemas.openxmlformats.org/wordprocessingml/2006/main" xmlns:w14="http://schemas.microsoft.com/office/word/2010/wordml" xmlns:w15="http://schemas.microsoft.com/office/word/2012/wordml" xmlns:w16cex="http://schemas.microsoft.com/office/word/2018/wordml/cex" xmlns:w16cid="http://schemas.microsoft.com/office/word/2016/wordml/cid" xmlns:w16="http://schemas.microsoft.com/office/word/2018/wordml" xmlns:w16du="http://schemas.microsoft.com/office/word/2023/wordml/word16du" xmlns:w16sdtdh="http://schemas.microsoft.com/office/word/2020/wordml/sdtdatahash" xmlns:w16sdtfl="http://schemas.microsoft.com/office/word/2024/wordml/sdtformatlock" xmlns:w16se="http://schemas.microsoft.com/office/word/2015/wordml/symex" xmlns:wpg="http://schemas.microsoft.com/office/word/2010/wordprocessingGroup" xmlns:wpi="http://schemas.microsoft.com/office/word/2010/wordprocessingInk" xmlns:wne="http://schemas.microsoft.com/office/word/2006/wordml" xmlns:wps="http://schemas.microsoft.com/office/word/2010/wordprocessingShape" mc:Ignorable="w14 w15 w16se w16cid w16 w16cex w16sdtdh w16sdtfl w16du wp14">
   <w:abstractNum w:abstractNumId="0" w15:restartNumberingAfterBreak="0">
+    <w:nsid w:val="098C6549"/>
+    <w:multiLevelType w:val="multilevel"/>
+    <w:tmpl w:val="FECC76BE"/>
+    <w:lvl w:ilvl="0">
+      <w:start w:val="1"/>
+      <w:numFmt w:val="bullet"/>
+      <w:lvlText w:val=""/>
+      <w:lvlJc w:val="left"/>
+      <w:pPr>
+        <w:tabs>
+          <w:tab w:val="num" w:pos="720"/>
+        </w:tabs>
+        <w:ind w:left="720" w:hanging="360"/>
+      </w:pPr>
+      <w:rPr>
+        <w:rFonts w:ascii="Symbol" w:hAnsi="Symbol" w:hint="default"/>
+        <w:sz w:val="20"/>
+      </w:rPr>
+    </w:lvl>
+    <w:lvl w:ilvl="1" w:tentative="1">
+      <w:start w:val="1"/>
+      <w:numFmt w:val="bullet"/>
+      <w:lvlText w:val="o"/>
+      <w:lvlJc w:val="left"/>
+      <w:pPr>
+        <w:tabs>
+          <w:tab w:val="num" w:pos="1440"/>
+        </w:tabs>
+        <w:ind w:left="1440" w:hanging="360"/>
+      </w:pPr>
+      <w:rPr>
+        <w:rFonts w:ascii="Courier New" w:hAnsi="Courier New" w:hint="default"/>
+        <w:sz w:val="20"/>
+      </w:rPr>
+    </w:lvl>
+    <w:lvl w:ilvl="2" w:tentative="1">
+      <w:start w:val="1"/>
+      <w:numFmt w:val="bullet"/>
+      <w:lvlText w:val=""/>
+      <w:lvlJc w:val="left"/>
+      <w:pPr>
+        <w:tabs>
+          <w:tab w:val="num" w:pos="2160"/>
+        </w:tabs>
+        <w:ind w:left="2160" w:hanging="360"/>
+      </w:pPr>
+      <w:rPr>
+        <w:rFonts w:ascii="Wingdings" w:hAnsi="Wingdings" w:hint="default"/>
+        <w:sz w:val="20"/>
+      </w:rPr>
+    </w:lvl>
+    <w:lvl w:ilvl="3" w:tentative="1">
+      <w:start w:val="1"/>
+      <w:numFmt w:val="bullet"/>
+      <w:lvlText w:val=""/>
+      <w:lvlJc w:val="left"/>
+      <w:pPr>
+        <w:tabs>
+          <w:tab w:val="num" w:pos="2880"/>
+        </w:tabs>
+        <w:ind w:left="2880" w:hanging="360"/>
+      </w:pPr>
+      <w:rPr>
+        <w:rFonts w:ascii="Wingdings" w:hAnsi="Wingdings" w:hint="default"/>
+        <w:sz w:val="20"/>
+      </w:rPr>
+    </w:lvl>
+    <w:lvl w:ilvl="4" w:tentative="1">
+      <w:start w:val="1"/>
+      <w:numFmt w:val="bullet"/>
+      <w:lvlText w:val=""/>
+      <w:lvlJc w:val="left"/>
+      <w:pPr>
+        <w:tabs>
+          <w:tab w:val="num" w:pos="3600"/>
+        </w:tabs>
+        <w:ind w:left="3600" w:hanging="360"/>
+      </w:pPr>
+      <w:rPr>
+        <w:rFonts w:ascii="Wingdings" w:hAnsi="Wingdings" w:hint="default"/>
+        <w:sz w:val="20"/>
+      </w:rPr>
+    </w:lvl>
+    <w:lvl w:ilvl="5" w:tentative="1">
+      <w:start w:val="1"/>
+      <w:numFmt w:val="bullet"/>
+      <w:lvlText w:val=""/>
+      <w:lvlJc w:val="left"/>
+      <w:pPr>
+        <w:tabs>
+          <w:tab w:val="num" w:pos="4320"/>
+        </w:tabs>
+        <w:ind w:left="4320" w:hanging="360"/>
+      </w:pPr>
+      <w:rPr>
+        <w:rFonts w:ascii="Wingdings" w:hAnsi="Wingdings" w:hint="default"/>
+        <w:sz w:val="20"/>
+      </w:rPr>
+    </w:lvl>
+    <w:lvl w:ilvl="6" w:tentative="1">
+      <w:start w:val="1"/>
+      <w:numFmt w:val="bullet"/>
+      <w:lvlText w:val=""/>
+      <w:lvlJc w:val="left"/>
+      <w:pPr>
+        <w:tabs>
+          <w:tab w:val="num" w:pos="5040"/>
+        </w:tabs>
+        <w:ind w:left="5040" w:hanging="360"/>
+      </w:pPr>
+      <w:rPr>
+        <w:rFonts w:ascii="Wingdings" w:hAnsi="Wingdings" w:hint="default"/>
+        <w:sz w:val="20"/>
+      </w:rPr>
+    </w:lvl>
+    <w:lvl w:ilvl="7" w:tentative="1">
+      <w:start w:val="1"/>
+      <w:numFmt w:val="bullet"/>
+      <w:lvlText w:val=""/>
+      <w:lvlJc w:val="left"/>
+      <w:pPr>
+        <w:tabs>
+          <w:tab w:val="num" w:pos="5760"/>
+        </w:tabs>
+        <w:ind w:left="5760" w:hanging="360"/>
+      </w:pPr>
+      <w:rPr>
+        <w:rFonts w:ascii="Wingdings" w:hAnsi="Wingdings" w:hint="default"/>
+        <w:sz w:val="20"/>
+      </w:rPr>
+    </w:lvl>
+    <w:lvl w:ilvl="8" w:tentative="1">
+      <w:start w:val="1"/>
+      <w:numFmt w:val="bullet"/>
+      <w:lvlText w:val=""/>
+      <w:lvlJc w:val="left"/>
+      <w:pPr>
+        <w:tabs>
+          <w:tab w:val="num" w:pos="6480"/>
+        </w:tabs>
+        <w:ind w:left="6480" w:hanging="360"/>
+      </w:pPr>
+      <w:rPr>
+        <w:rFonts w:ascii="Wingdings" w:hAnsi="Wingdings" w:hint="default"/>
+        <w:sz w:val="20"/>
+      </w:rPr>
+    </w:lvl>
+  </w:abstractNum>
+  <w:abstractNum w:abstractNumId="1" w15:restartNumberingAfterBreak="0">
+    <w:nsid w:val="0D35518B"/>
+    <w:multiLevelType w:val="multilevel"/>
+    <w:tmpl w:val="1614619C"/>
+    <w:lvl w:ilvl="0">
+      <w:start w:val="1"/>
+      <w:numFmt w:val="bullet"/>
+      <w:lvlText w:val=""/>
+      <w:lvlJc w:val="left"/>
+      <w:pPr>
+        <w:tabs>
+          <w:tab w:val="num" w:pos="720"/>
+        </w:tabs>
+        <w:ind w:left="720" w:hanging="360"/>
+      </w:pPr>
+      <w:rPr>
+        <w:rFonts w:ascii="Symbol" w:hAnsi="Symbol" w:hint="default"/>
+        <w:sz w:val="20"/>
+      </w:rPr>
+    </w:lvl>
+    <w:lvl w:ilvl="1" w:tentative="1">
+      <w:start w:val="1"/>
+      <w:numFmt w:val="bullet"/>
+      <w:lvlText w:val="o"/>
+      <w:lvlJc w:val="left"/>
+      <w:pPr>
+        <w:tabs>
+          <w:tab w:val="num" w:pos="1440"/>
+        </w:tabs>
+        <w:ind w:left="1440" w:hanging="360"/>
+      </w:pPr>
+      <w:rPr>
+        <w:rFonts w:ascii="Courier New" w:hAnsi="Courier New" w:hint="default"/>
+        <w:sz w:val="20"/>
+      </w:rPr>
+    </w:lvl>
+    <w:lvl w:ilvl="2" w:tentative="1">
+      <w:start w:val="1"/>
+      <w:numFmt w:val="bullet"/>
+      <w:lvlText w:val=""/>
+      <w:lvlJc w:val="left"/>
+      <w:pPr>
+        <w:tabs>
+          <w:tab w:val="num" w:pos="2160"/>
+        </w:tabs>
+        <w:ind w:left="2160" w:hanging="360"/>
+      </w:pPr>
+      <w:rPr>
+        <w:rFonts w:ascii="Wingdings" w:hAnsi="Wingdings" w:hint="default"/>
+        <w:sz w:val="20"/>
+      </w:rPr>
+    </w:lvl>
+    <w:lvl w:ilvl="3" w:tentative="1">
+      <w:start w:val="1"/>
+      <w:numFmt w:val="bullet"/>
+      <w:lvlText w:val=""/>
+      <w:lvlJc w:val="left"/>
+      <w:pPr>
+        <w:tabs>
+          <w:tab w:val="num" w:pos="2880"/>
+        </w:tabs>
+        <w:ind w:left="2880" w:hanging="360"/>
+      </w:pPr>
+      <w:rPr>
+        <w:rFonts w:ascii="Wingdings" w:hAnsi="Wingdings" w:hint="default"/>
+        <w:sz w:val="20"/>
+      </w:rPr>
+    </w:lvl>
+    <w:lvl w:ilvl="4" w:tentative="1">
+      <w:start w:val="1"/>
+      <w:numFmt w:val="bullet"/>
+      <w:lvlText w:val=""/>
+      <w:lvlJc w:val="left"/>
+      <w:pPr>
+        <w:tabs>
+          <w:tab w:val="num" w:pos="3600"/>
+        </w:tabs>
+        <w:ind w:left="3600" w:hanging="360"/>
+      </w:pPr>
+      <w:rPr>
+        <w:rFonts w:ascii="Wingdings" w:hAnsi="Wingdings" w:hint="default"/>
+        <w:sz w:val="20"/>
+      </w:rPr>
+    </w:lvl>
+    <w:lvl w:ilvl="5" w:tentative="1">
+      <w:start w:val="1"/>
+      <w:numFmt w:val="bullet"/>
+      <w:lvlText w:val=""/>
+      <w:lvlJc w:val="left"/>
+      <w:pPr>
+        <w:tabs>
+          <w:tab w:val="num" w:pos="4320"/>
+        </w:tabs>
+        <w:ind w:left="4320" w:hanging="360"/>
+      </w:pPr>
+      <w:rPr>
+        <w:rFonts w:ascii="Wingdings" w:hAnsi="Wingdings" w:hint="default"/>
+        <w:sz w:val="20"/>
+      </w:rPr>
+    </w:lvl>
+    <w:lvl w:ilvl="6" w:tentative="1">
+      <w:start w:val="1"/>
+      <w:numFmt w:val="bullet"/>
+      <w:lvlText w:val=""/>
+      <w:lvlJc w:val="left"/>
+      <w:pPr>
+        <w:tabs>
+          <w:tab w:val="num" w:pos="5040"/>
+        </w:tabs>
+        <w:ind w:left="5040" w:hanging="360"/>
+      </w:pPr>
+      <w:rPr>
+        <w:rFonts w:ascii="Wingdings" w:hAnsi="Wingdings" w:hint="default"/>
+        <w:sz w:val="20"/>
+      </w:rPr>
+    </w:lvl>
+    <w:lvl w:ilvl="7" w:tentative="1">
+      <w:start w:val="1"/>
+      <w:numFmt w:val="bullet"/>
+      <w:lvlText w:val=""/>
+      <w:lvlJc w:val="left"/>
+      <w:pPr>
+        <w:tabs>
+          <w:tab w:val="num" w:pos="5760"/>
+        </w:tabs>
+        <w:ind w:left="5760" w:hanging="360"/>
+      </w:pPr>
+      <w:rPr>
+        <w:rFonts w:ascii="Wingdings" w:hAnsi="Wingdings" w:hint="default"/>
+        <w:sz w:val="20"/>
+      </w:rPr>
+    </w:lvl>
+    <w:lvl w:ilvl="8" w:tentative="1">
+      <w:start w:val="1"/>
+      <w:numFmt w:val="bullet"/>
+      <w:lvlText w:val=""/>
+      <w:lvlJc w:val="left"/>
+      <w:pPr>
+        <w:tabs>
+          <w:tab w:val="num" w:pos="6480"/>
+        </w:tabs>
+        <w:ind w:left="6480" w:hanging="360"/>
+      </w:pPr>
+      <w:rPr>
+        <w:rFonts w:ascii="Wingdings" w:hAnsi="Wingdings" w:hint="default"/>
+        <w:sz w:val="20"/>
+      </w:rPr>
+    </w:lvl>
+  </w:abstractNum>
+  <w:abstractNum w:abstractNumId="2" w15:restartNumberingAfterBreak="0">
     <w:nsid w:val="1A35225E"/>
     <w:multiLevelType w:val="hybridMultilevel"/>
     <w:tmpl w:val="520CE9C8"/>
@@ -1649,7 +1362,7 @@
       </w:pPr>
     </w:lvl>
   </w:abstractNum>
-  <w:abstractNum w:abstractNumId="1" w15:restartNumberingAfterBreak="0">
+  <w:abstractNum w:abstractNumId="3" w15:restartNumberingAfterBreak="0">
     <w:nsid w:val="1E4B6569"/>
     <w:multiLevelType w:val="hybridMultilevel"/>
     <w:tmpl w:val="804096A4"/>
@@ -1762,7 +1475,156 @@
       </w:rPr>
     </w:lvl>
   </w:abstractNum>
-  <w:abstractNum w:abstractNumId="2" w15:restartNumberingAfterBreak="0">
+  <w:abstractNum w:abstractNumId="4" w15:restartNumberingAfterBreak="0">
+    <w:nsid w:val="209A6DCB"/>
+    <w:multiLevelType w:val="multilevel"/>
+    <w:tmpl w:val="B57E52BE"/>
+    <w:lvl w:ilvl="0">
+      <w:start w:val="1"/>
+      <w:numFmt w:val="bullet"/>
+      <w:lvlText w:val=""/>
+      <w:lvlJc w:val="left"/>
+      <w:pPr>
+        <w:tabs>
+          <w:tab w:val="num" w:pos="720"/>
+        </w:tabs>
+        <w:ind w:left="720" w:hanging="360"/>
+      </w:pPr>
+      <w:rPr>
+        <w:rFonts w:ascii="Symbol" w:hAnsi="Symbol" w:hint="default"/>
+        <w:sz w:val="20"/>
+      </w:rPr>
+    </w:lvl>
+    <w:lvl w:ilvl="1" w:tentative="1">
+      <w:start w:val="1"/>
+      <w:numFmt w:val="bullet"/>
+      <w:lvlText w:val="o"/>
+      <w:lvlJc w:val="left"/>
+      <w:pPr>
+        <w:tabs>
+          <w:tab w:val="num" w:pos="1440"/>
+        </w:tabs>
+        <w:ind w:left="1440" w:hanging="360"/>
+      </w:pPr>
+      <w:rPr>
+        <w:rFonts w:ascii="Courier New" w:hAnsi="Courier New" w:hint="default"/>
+        <w:sz w:val="20"/>
+      </w:rPr>
+    </w:lvl>
+    <w:lvl w:ilvl="2" w:tentative="1">
+      <w:start w:val="1"/>
+      <w:numFmt w:val="bullet"/>
+      <w:lvlText w:val=""/>
+      <w:lvlJc w:val="left"/>
+      <w:pPr>
+        <w:tabs>
+          <w:tab w:val="num" w:pos="2160"/>
+        </w:tabs>
+        <w:ind w:left="2160" w:hanging="360"/>
+      </w:pPr>
+      <w:rPr>
+        <w:rFonts w:ascii="Wingdings" w:hAnsi="Wingdings" w:hint="default"/>
+        <w:sz w:val="20"/>
+      </w:rPr>
+    </w:lvl>
+    <w:lvl w:ilvl="3" w:tentative="1">
+      <w:start w:val="1"/>
+      <w:numFmt w:val="bullet"/>
+      <w:lvlText w:val=""/>
+      <w:lvlJc w:val="left"/>
+      <w:pPr>
+        <w:tabs>
+          <w:tab w:val="num" w:pos="2880"/>
+        </w:tabs>
+        <w:ind w:left="2880" w:hanging="360"/>
+      </w:pPr>
+      <w:rPr>
+        <w:rFonts w:ascii="Wingdings" w:hAnsi="Wingdings" w:hint="default"/>
+        <w:sz w:val="20"/>
+      </w:rPr>
+    </w:lvl>
+    <w:lvl w:ilvl="4" w:tentative="1">
+      <w:start w:val="1"/>
+      <w:numFmt w:val="bullet"/>
+      <w:lvlText w:val=""/>
+      <w:lvlJc w:val="left"/>
+      <w:pPr>
+        <w:tabs>
+          <w:tab w:val="num" w:pos="3600"/>
+        </w:tabs>
+        <w:ind w:left="3600" w:hanging="360"/>
+      </w:pPr>
+      <w:rPr>
+        <w:rFonts w:ascii="Wingdings" w:hAnsi="Wingdings" w:hint="default"/>
+        <w:sz w:val="20"/>
+      </w:rPr>
+    </w:lvl>
+    <w:lvl w:ilvl="5" w:tentative="1">
+      <w:start w:val="1"/>
+      <w:numFmt w:val="bullet"/>
+      <w:lvlText w:val=""/>
+      <w:lvlJc w:val="left"/>
+      <w:pPr>
+        <w:tabs>
+          <w:tab w:val="num" w:pos="4320"/>
+        </w:tabs>
+        <w:ind w:left="4320" w:hanging="360"/>
+      </w:pPr>
+      <w:rPr>
+        <w:rFonts w:ascii="Wingdings" w:hAnsi="Wingdings" w:hint="default"/>
+        <w:sz w:val="20"/>
+      </w:rPr>
+    </w:lvl>
+    <w:lvl w:ilvl="6" w:tentative="1">
+      <w:start w:val="1"/>
+      <w:numFmt w:val="bullet"/>
+      <w:lvlText w:val=""/>
+      <w:lvlJc w:val="left"/>
+      <w:pPr>
+        <w:tabs>
+          <w:tab w:val="num" w:pos="5040"/>
+        </w:tabs>
+        <w:ind w:left="5040" w:hanging="360"/>
+      </w:pPr>
+      <w:rPr>
+        <w:rFonts w:ascii="Wingdings" w:hAnsi="Wingdings" w:hint="default"/>
+        <w:sz w:val="20"/>
+      </w:rPr>
+    </w:lvl>
+    <w:lvl w:ilvl="7" w:tentative="1">
+      <w:start w:val="1"/>
+      <w:numFmt w:val="bullet"/>
+      <w:lvlText w:val=""/>
+      <w:lvlJc w:val="left"/>
+      <w:pPr>
+        <w:tabs>
+          <w:tab w:val="num" w:pos="5760"/>
+        </w:tabs>
+        <w:ind w:left="5760" w:hanging="360"/>
+      </w:pPr>
+      <w:rPr>
+        <w:rFonts w:ascii="Wingdings" w:hAnsi="Wingdings" w:hint="default"/>
+        <w:sz w:val="20"/>
+      </w:rPr>
+    </w:lvl>
+    <w:lvl w:ilvl="8" w:tentative="1">
+      <w:start w:val="1"/>
+      <w:numFmt w:val="bullet"/>
+      <w:lvlText w:val=""/>
+      <w:lvlJc w:val="left"/>
+      <w:pPr>
+        <w:tabs>
+          <w:tab w:val="num" w:pos="6480"/>
+        </w:tabs>
+        <w:ind w:left="6480" w:hanging="360"/>
+      </w:pPr>
+      <w:rPr>
+        <w:rFonts w:ascii="Wingdings" w:hAnsi="Wingdings" w:hint="default"/>
+        <w:sz w:val="20"/>
+      </w:rPr>
+    </w:lvl>
+  </w:abstractNum>
+  <w:abstractNum w:abstractNumId="5" w15:restartNumberingAfterBreak="0">
     <w:nsid w:val="2F284664"/>
     <w:multiLevelType w:val="hybridMultilevel"/>
     <w:tmpl w:val="534AC6D8"/>
@@ -1875,7 +1737,7 @@
       </w:rPr>
     </w:lvl>
   </w:abstractNum>
-  <w:abstractNum w:abstractNumId="3" w15:restartNumberingAfterBreak="0">
+  <w:abstractNum w:abstractNumId="6" w15:restartNumberingAfterBreak="0">
     <w:nsid w:val="48CC0FCC"/>
     <w:multiLevelType w:val="hybridMultilevel"/>
     <w:tmpl w:val="56042C66"/>
@@ -1887,7 +1749,7 @@
         <w:ind w:left="360" w:hanging="360"/>
       </w:pPr>
       <w:rPr>
-        <w:rFonts w:ascii="等线" w:eastAsia="等线" w:hAnsi="等线" w:cs="Times New Roman" w:hint="eastAsia"/>
+        <w:rFonts w:ascii="DengXian" w:eastAsia="DengXian" w:hAnsi="DengXian" w:cs="Times New Roman" w:hint="eastAsia"/>
       </w:rPr>
     </w:lvl>
     <w:lvl w:ilvl="1" w:tplc="04090003" w:tentative="1">
@@ -1987,7 +1849,7 @@
       </w:rPr>
     </w:lvl>
   </w:abstractNum>
-  <w:abstractNum w:abstractNumId="4" w15:restartNumberingAfterBreak="0">
+  <w:abstractNum w:abstractNumId="7" w15:restartNumberingAfterBreak="0">
     <w:nsid w:val="519A3A2F"/>
     <w:multiLevelType w:val="hybridMultilevel"/>
     <w:tmpl w:val="230036F4"/>
@@ -2099,7 +1961,156 @@
       </w:rPr>
     </w:lvl>
   </w:abstractNum>
-  <w:abstractNum w:abstractNumId="5" w15:restartNumberingAfterBreak="0">
+  <w:abstractNum w:abstractNumId="8" w15:restartNumberingAfterBreak="0">
+    <w:nsid w:val="55B84EB4"/>
+    <w:multiLevelType w:val="multilevel"/>
+    <w:tmpl w:val="22102556"/>
+    <w:lvl w:ilvl="0">
+      <w:start w:val="1"/>
+      <w:numFmt w:val="bullet"/>
+      <w:lvlText w:val=""/>
+      <w:lvlJc w:val="left"/>
+      <w:pPr>
+        <w:tabs>
+          <w:tab w:val="num" w:pos="720"/>
+        </w:tabs>
+        <w:ind w:left="720" w:hanging="360"/>
+      </w:pPr>
+      <w:rPr>
+        <w:rFonts w:ascii="Symbol" w:hAnsi="Symbol" w:hint="default"/>
+        <w:sz w:val="20"/>
+      </w:rPr>
+    </w:lvl>
+    <w:lvl w:ilvl="1" w:tentative="1">
+      <w:start w:val="1"/>
+      <w:numFmt w:val="bullet"/>
+      <w:lvlText w:val="o"/>
+      <w:lvlJc w:val="left"/>
+      <w:pPr>
+        <w:tabs>
+          <w:tab w:val="num" w:pos="1440"/>
+        </w:tabs>
+        <w:ind w:left="1440" w:hanging="360"/>
+      </w:pPr>
+      <w:rPr>
+        <w:rFonts w:ascii="Courier New" w:hAnsi="Courier New" w:hint="default"/>
+        <w:sz w:val="20"/>
+      </w:rPr>
+    </w:lvl>
+    <w:lvl w:ilvl="2" w:tentative="1">
+      <w:start w:val="1"/>
+      <w:numFmt w:val="bullet"/>
+      <w:lvlText w:val=""/>
+      <w:lvlJc w:val="left"/>
+      <w:pPr>
+        <w:tabs>
+          <w:tab w:val="num" w:pos="2160"/>
+        </w:tabs>
+        <w:ind w:left="2160" w:hanging="360"/>
+      </w:pPr>
+      <w:rPr>
+        <w:rFonts w:ascii="Wingdings" w:hAnsi="Wingdings" w:hint="default"/>
+        <w:sz w:val="20"/>
+      </w:rPr>
+    </w:lvl>
+    <w:lvl w:ilvl="3" w:tentative="1">
+      <w:start w:val="1"/>
+      <w:numFmt w:val="bullet"/>
+      <w:lvlText w:val=""/>
+      <w:lvlJc w:val="left"/>
+      <w:pPr>
+        <w:tabs>
+          <w:tab w:val="num" w:pos="2880"/>
+        </w:tabs>
+        <w:ind w:left="2880" w:hanging="360"/>
+      </w:pPr>
+      <w:rPr>
+        <w:rFonts w:ascii="Wingdings" w:hAnsi="Wingdings" w:hint="default"/>
+        <w:sz w:val="20"/>
+      </w:rPr>
+    </w:lvl>
+    <w:lvl w:ilvl="4" w:tentative="1">
+      <w:start w:val="1"/>
+      <w:numFmt w:val="bullet"/>
+      <w:lvlText w:val=""/>
+      <w:lvlJc w:val="left"/>
+      <w:pPr>
+        <w:tabs>
+          <w:tab w:val="num" w:pos="3600"/>
+        </w:tabs>
+        <w:ind w:left="3600" w:hanging="360"/>
+      </w:pPr>
+      <w:rPr>
+        <w:rFonts w:ascii="Wingdings" w:hAnsi="Wingdings" w:hint="default"/>
+        <w:sz w:val="20"/>
+      </w:rPr>
+    </w:lvl>
+    <w:lvl w:ilvl="5" w:tentative="1">
+      <w:start w:val="1"/>
+      <w:numFmt w:val="bullet"/>
+      <w:lvlText w:val=""/>
+      <w:lvlJc w:val="left"/>
+      <w:pPr>
+        <w:tabs>
+          <w:tab w:val="num" w:pos="4320"/>
+        </w:tabs>
+        <w:ind w:left="4320" w:hanging="360"/>
+      </w:pPr>
+      <w:rPr>
+        <w:rFonts w:ascii="Wingdings" w:hAnsi="Wingdings" w:hint="default"/>
+        <w:sz w:val="20"/>
+      </w:rPr>
+    </w:lvl>
+    <w:lvl w:ilvl="6" w:tentative="1">
+      <w:start w:val="1"/>
+      <w:numFmt w:val="bullet"/>
+      <w:lvlText w:val=""/>
+      <w:lvlJc w:val="left"/>
+      <w:pPr>
+        <w:tabs>
+          <w:tab w:val="num" w:pos="5040"/>
+        </w:tabs>
+        <w:ind w:left="5040" w:hanging="360"/>
+      </w:pPr>
+      <w:rPr>
+        <w:rFonts w:ascii="Wingdings" w:hAnsi="Wingdings" w:hint="default"/>
+        <w:sz w:val="20"/>
+      </w:rPr>
+    </w:lvl>
+    <w:lvl w:ilvl="7" w:tentative="1">
+      <w:start w:val="1"/>
+      <w:numFmt w:val="bullet"/>
+      <w:lvlText w:val=""/>
+      <w:lvlJc w:val="left"/>
+      <w:pPr>
+        <w:tabs>
+          <w:tab w:val="num" w:pos="5760"/>
+        </w:tabs>
+        <w:ind w:left="5760" w:hanging="360"/>
+      </w:pPr>
+      <w:rPr>
+        <w:rFonts w:ascii="Wingdings" w:hAnsi="Wingdings" w:hint="default"/>
+        <w:sz w:val="20"/>
+      </w:rPr>
+    </w:lvl>
+    <w:lvl w:ilvl="8" w:tentative="1">
+      <w:start w:val="1"/>
+      <w:numFmt w:val="bullet"/>
+      <w:lvlText w:val=""/>
+      <w:lvlJc w:val="left"/>
+      <w:pPr>
+        <w:tabs>
+          <w:tab w:val="num" w:pos="6480"/>
+        </w:tabs>
+        <w:ind w:left="6480" w:hanging="360"/>
+      </w:pPr>
+      <w:rPr>
+        <w:rFonts w:ascii="Wingdings" w:hAnsi="Wingdings" w:hint="default"/>
+        <w:sz w:val="20"/>
+      </w:rPr>
+    </w:lvl>
+  </w:abstractNum>
+  <w:abstractNum w:abstractNumId="9" w15:restartNumberingAfterBreak="0">
     <w:nsid w:val="59805912"/>
     <w:multiLevelType w:val="hybridMultilevel"/>
     <w:tmpl w:val="B5F29FEA"/>
@@ -2191,7 +2202,7 @@
       </w:pPr>
     </w:lvl>
   </w:abstractNum>
-  <w:abstractNum w:abstractNumId="6" w15:restartNumberingAfterBreak="0">
+  <w:abstractNum w:abstractNumId="10" w15:restartNumberingAfterBreak="0">
     <w:nsid w:val="652F013C"/>
     <w:multiLevelType w:val="hybridMultilevel"/>
     <w:tmpl w:val="3822CFC8"/>
@@ -2304,7 +2315,120 @@
       </w:rPr>
     </w:lvl>
   </w:abstractNum>
-  <w:abstractNum w:abstractNumId="7" w15:restartNumberingAfterBreak="0">
+  <w:abstractNum w:abstractNumId="11" w15:restartNumberingAfterBreak="0">
+    <w:nsid w:val="65890FE7"/>
+    <w:multiLevelType w:val="hybridMultilevel"/>
+    <w:tmpl w:val="A8868D8C"/>
+    <w:lvl w:ilvl="0" w:tplc="04090001">
+      <w:start w:val="1"/>
+      <w:numFmt w:val="bullet"/>
+      <w:lvlText w:val=""/>
+      <w:lvlJc w:val="left"/>
+      <w:pPr>
+        <w:ind w:left="720" w:hanging="360"/>
+      </w:pPr>
+      <w:rPr>
+        <w:rFonts w:ascii="Symbol" w:hAnsi="Symbol" w:hint="default"/>
+      </w:rPr>
+    </w:lvl>
+    <w:lvl w:ilvl="1" w:tplc="04090003" w:tentative="1">
+      <w:start w:val="1"/>
+      <w:numFmt w:val="bullet"/>
+      <w:lvlText w:val="o"/>
+      <w:lvlJc w:val="left"/>
+      <w:pPr>
+        <w:ind w:left="1440" w:hanging="360"/>
+      </w:pPr>
+      <w:rPr>
+        <w:rFonts w:ascii="Courier New" w:hAnsi="Courier New" w:cs="Courier New" w:hint="default"/>
+      </w:rPr>
+    </w:lvl>
+    <w:lvl w:ilvl="2" w:tplc="04090005" w:tentative="1">
+      <w:start w:val="1"/>
+      <w:numFmt w:val="bullet"/>
+      <w:lvlText w:val=""/>
+      <w:lvlJc w:val="left"/>
+      <w:pPr>
+        <w:ind w:left="2160" w:hanging="360"/>
+      </w:pPr>
+      <w:rPr>
+        <w:rFonts w:ascii="Wingdings" w:hAnsi="Wingdings" w:hint="default"/>
+      </w:rPr>
+    </w:lvl>
+    <w:lvl w:ilvl="3" w:tplc="04090001" w:tentative="1">
+      <w:start w:val="1"/>
+      <w:numFmt w:val="bullet"/>
+      <w:lvlText w:val=""/>
+      <w:lvlJc w:val="left"/>
+      <w:pPr>
+        <w:ind w:left="2880" w:hanging="360"/>
+      </w:pPr>
+      <w:rPr>
+        <w:rFonts w:ascii="Symbol" w:hAnsi="Symbol" w:hint="default"/>
+      </w:rPr>
+    </w:lvl>
+    <w:lvl w:ilvl="4" w:tplc="04090003" w:tentative="1">
+      <w:start w:val="1"/>
+      <w:numFmt w:val="bullet"/>
+      <w:lvlText w:val="o"/>
+      <w:lvlJc w:val="left"/>
+      <w:pPr>
+        <w:ind w:left="3600" w:hanging="360"/>
+      </w:pPr>
+      <w:rPr>
+        <w:rFonts w:ascii="Courier New" w:hAnsi="Courier New" w:cs="Courier New" w:hint="default"/>
+      </w:rPr>
+    </w:lvl>
+    <w:lvl w:ilvl="5" w:tplc="04090005" w:tentative="1">
+      <w:start w:val="1"/>
+      <w:numFmt w:val="bullet"/>
+      <w:lvlText w:val=""/>
+      <w:lvlJc w:val="left"/>
+      <w:pPr>
+        <w:ind w:left="4320" w:hanging="360"/>
+      </w:pPr>
+      <w:rPr>
+        <w:rFonts w:ascii="Wingdings" w:hAnsi="Wingdings" w:hint="default"/>
+      </w:rPr>
+    </w:lvl>
+    <w:lvl w:ilvl="6" w:tplc="04090001" w:tentative="1">
+      <w:start w:val="1"/>
+      <w:numFmt w:val="bullet"/>
+      <w:lvlText w:val=""/>
+      <w:lvlJc w:val="left"/>
+      <w:pPr>
+        <w:ind w:left="5040" w:hanging="360"/>
+      </w:pPr>
+      <w:rPr>
+        <w:rFonts w:ascii="Symbol" w:hAnsi="Symbol" w:hint="default"/>
+      </w:rPr>
+    </w:lvl>
+    <w:lvl w:ilvl="7" w:tplc="04090003" w:tentative="1">
+      <w:start w:val="1"/>
+      <w:numFmt w:val="bullet"/>
+      <w:lvlText w:val="o"/>
+      <w:lvlJc w:val="left"/>
+      <w:pPr>
+        <w:ind w:left="5760" w:hanging="360"/>
+      </w:pPr>
+      <w:rPr>
+        <w:rFonts w:ascii="Courier New" w:hAnsi="Courier New" w:cs="Courier New" w:hint="default"/>
+      </w:rPr>
+    </w:lvl>
+    <w:lvl w:ilvl="8" w:tplc="04090005" w:tentative="1">
+      <w:start w:val="1"/>
+      <w:numFmt w:val="bullet"/>
+      <w:lvlText w:val=""/>
+      <w:lvlJc w:val="left"/>
+      <w:pPr>
+        <w:ind w:left="6480" w:hanging="360"/>
+      </w:pPr>
+      <w:rPr>
+        <w:rFonts w:ascii="Wingdings" w:hAnsi="Wingdings" w:hint="default"/>
+      </w:rPr>
+    </w:lvl>
+  </w:abstractNum>
+  <w:abstractNum w:abstractNumId="12" w15:restartNumberingAfterBreak="0">
     <w:nsid w:val="6759127E"/>
     <w:multiLevelType w:val="multilevel"/>
     <w:tmpl w:val="0409001F"/>
@@ -2393,7 +2517,156 @@
       </w:pPr>
     </w:lvl>
   </w:abstractNum>
-  <w:abstractNum w:abstractNumId="8" w15:restartNumberingAfterBreak="0">
+  <w:abstractNum w:abstractNumId="13" w15:restartNumberingAfterBreak="0">
+    <w:nsid w:val="6F1410F0"/>
+    <w:multiLevelType w:val="multilevel"/>
+    <w:tmpl w:val="E1B47ABE"/>
+    <w:lvl w:ilvl="0">
+      <w:start w:val="1"/>
+      <w:numFmt w:val="bullet"/>
+      <w:lvlText w:val=""/>
+      <w:lvlJc w:val="left"/>
+      <w:pPr>
+        <w:tabs>
+          <w:tab w:val="num" w:pos="720"/>
+        </w:tabs>
+        <w:ind w:left="720" w:hanging="360"/>
+      </w:pPr>
+      <w:rPr>
+        <w:rFonts w:ascii="Symbol" w:hAnsi="Symbol" w:hint="default"/>
+        <w:sz w:val="20"/>
+      </w:rPr>
+    </w:lvl>
+    <w:lvl w:ilvl="1" w:tentative="1">
+      <w:start w:val="1"/>
+      <w:numFmt w:val="bullet"/>
+      <w:lvlText w:val="o"/>
+      <w:lvlJc w:val="left"/>
+      <w:pPr>
+        <w:tabs>
+          <w:tab w:val="num" w:pos="1440"/>
+        </w:tabs>
+        <w:ind w:left="1440" w:hanging="360"/>
+      </w:pPr>
+      <w:rPr>
+        <w:rFonts w:ascii="Courier New" w:hAnsi="Courier New" w:hint="default"/>
+        <w:sz w:val="20"/>
+      </w:rPr>
+    </w:lvl>
+    <w:lvl w:ilvl="2" w:tentative="1">
+      <w:start w:val="1"/>
+      <w:numFmt w:val="bullet"/>
+      <w:lvlText w:val=""/>
+      <w:lvlJc w:val="left"/>
+      <w:pPr>
+        <w:tabs>
+          <w:tab w:val="num" w:pos="2160"/>
+        </w:tabs>
+        <w:ind w:left="2160" w:hanging="360"/>
+      </w:pPr>
+      <w:rPr>
+        <w:rFonts w:ascii="Wingdings" w:hAnsi="Wingdings" w:hint="default"/>
+        <w:sz w:val="20"/>
+      </w:rPr>
+    </w:lvl>
+    <w:lvl w:ilvl="3" w:tentative="1">
+      <w:start w:val="1"/>
+      <w:numFmt w:val="bullet"/>
+      <w:lvlText w:val=""/>
+      <w:lvlJc w:val="left"/>
+      <w:pPr>
+        <w:tabs>
+          <w:tab w:val="num" w:pos="2880"/>
+        </w:tabs>
+        <w:ind w:left="2880" w:hanging="360"/>
+      </w:pPr>
+      <w:rPr>
+        <w:rFonts w:ascii="Wingdings" w:hAnsi="Wingdings" w:hint="default"/>
+        <w:sz w:val="20"/>
+      </w:rPr>
+    </w:lvl>
+    <w:lvl w:ilvl="4" w:tentative="1">
+      <w:start w:val="1"/>
+      <w:numFmt w:val="bullet"/>
+      <w:lvlText w:val=""/>
+      <w:lvlJc w:val="left"/>
+      <w:pPr>
+        <w:tabs>
+          <w:tab w:val="num" w:pos="3600"/>
+        </w:tabs>
+        <w:ind w:left="3600" w:hanging="360"/>
+      </w:pPr>
+      <w:rPr>
+        <w:rFonts w:ascii="Wingdings" w:hAnsi="Wingdings" w:hint="default"/>
+        <w:sz w:val="20"/>
+      </w:rPr>
+    </w:lvl>
+    <w:lvl w:ilvl="5" w:tentative="1">
+      <w:start w:val="1"/>
+      <w:numFmt w:val="bullet"/>
+      <w:lvlText w:val=""/>
+      <w:lvlJc w:val="left"/>
+      <w:pPr>
+        <w:tabs>
+          <w:tab w:val="num" w:pos="4320"/>
+        </w:tabs>
+        <w:ind w:left="4320" w:hanging="360"/>
+      </w:pPr>
+      <w:rPr>
+        <w:rFonts w:ascii="Wingdings" w:hAnsi="Wingdings" w:hint="default"/>
+        <w:sz w:val="20"/>
+      </w:rPr>
+    </w:lvl>
+    <w:lvl w:ilvl="6" w:tentative="1">
+      <w:start w:val="1"/>
+      <w:numFmt w:val="bullet"/>
+      <w:lvlText w:val=""/>
+      <w:lvlJc w:val="left"/>
+      <w:pPr>
+        <w:tabs>
+          <w:tab w:val="num" w:pos="5040"/>
+        </w:tabs>
+        <w:ind w:left="5040" w:hanging="360"/>
+      </w:pPr>
+      <w:rPr>
+        <w:rFonts w:ascii="Wingdings" w:hAnsi="Wingdings" w:hint="default"/>
+        <w:sz w:val="20"/>
+      </w:rPr>
+    </w:lvl>
+    <w:lvl w:ilvl="7" w:tentative="1">
+      <w:start w:val="1"/>
+      <w:numFmt w:val="bullet"/>
+      <w:lvlText w:val=""/>
+      <w:lvlJc w:val="left"/>
+      <w:pPr>
+        <w:tabs>
+          <w:tab w:val="num" w:pos="5760"/>
+        </w:tabs>
+        <w:ind w:left="5760" w:hanging="360"/>
+      </w:pPr>
+      <w:rPr>
+        <w:rFonts w:ascii="Wingdings" w:hAnsi="Wingdings" w:hint="default"/>
+        <w:sz w:val="20"/>
+      </w:rPr>
+    </w:lvl>
+    <w:lvl w:ilvl="8" w:tentative="1">
+      <w:start w:val="1"/>
+      <w:numFmt w:val="bullet"/>
+      <w:lvlText w:val=""/>
+      <w:lvlJc w:val="left"/>
+      <w:pPr>
+        <w:tabs>
+          <w:tab w:val="num" w:pos="6480"/>
+        </w:tabs>
+        <w:ind w:left="6480" w:hanging="360"/>
+      </w:pPr>
+      <w:rPr>
+        <w:rFonts w:ascii="Wingdings" w:hAnsi="Wingdings" w:hint="default"/>
+        <w:sz w:val="20"/>
+      </w:rPr>
+    </w:lvl>
+  </w:abstractNum>
+  <w:abstractNum w:abstractNumId="14" w15:restartNumberingAfterBreak="0">
     <w:nsid w:val="7195259E"/>
     <w:multiLevelType w:val="hybridMultilevel"/>
     <w:tmpl w:val="8DB00AAE"/>
@@ -2506,32 +2779,202 @@
       </w:rPr>
     </w:lvl>
   </w:abstractNum>
+  <w:abstractNum w:abstractNumId="15" w15:restartNumberingAfterBreak="0">
+    <w:nsid w:val="7C6217F7"/>
+    <w:multiLevelType w:val="multilevel"/>
+    <w:tmpl w:val="2BA6089A"/>
+    <w:lvl w:ilvl="0">
+      <w:start w:val="1"/>
+      <w:numFmt w:val="bullet"/>
+      <w:lvlText w:val=""/>
+      <w:lvlJc w:val="left"/>
+      <w:pPr>
+        <w:tabs>
+          <w:tab w:val="num" w:pos="720"/>
+        </w:tabs>
+        <w:ind w:left="720" w:hanging="360"/>
+      </w:pPr>
+      <w:rPr>
+        <w:rFonts w:ascii="Symbol" w:hAnsi="Symbol" w:hint="default"/>
+        <w:sz w:val="20"/>
+      </w:rPr>
+    </w:lvl>
+    <w:lvl w:ilvl="1" w:tentative="1">
+      <w:start w:val="1"/>
+      <w:numFmt w:val="bullet"/>
+      <w:lvlText w:val="o"/>
+      <w:lvlJc w:val="left"/>
+      <w:pPr>
+        <w:tabs>
+          <w:tab w:val="num" w:pos="1440"/>
+        </w:tabs>
+        <w:ind w:left="1440" w:hanging="360"/>
+      </w:pPr>
+      <w:rPr>
+        <w:rFonts w:ascii="Courier New" w:hAnsi="Courier New" w:hint="default"/>
+        <w:sz w:val="20"/>
+      </w:rPr>
+    </w:lvl>
+    <w:lvl w:ilvl="2" w:tentative="1">
+      <w:start w:val="1"/>
+      <w:numFmt w:val="bullet"/>
+      <w:lvlText w:val=""/>
+      <w:lvlJc w:val="left"/>
+      <w:pPr>
+        <w:tabs>
+          <w:tab w:val="num" w:pos="2160"/>
+        </w:tabs>
+        <w:ind w:left="2160" w:hanging="360"/>
+      </w:pPr>
+      <w:rPr>
+        <w:rFonts w:ascii="Wingdings" w:hAnsi="Wingdings" w:hint="default"/>
+        <w:sz w:val="20"/>
+      </w:rPr>
+    </w:lvl>
+    <w:lvl w:ilvl="3" w:tentative="1">
+      <w:start w:val="1"/>
+      <w:numFmt w:val="bullet"/>
+      <w:lvlText w:val=""/>
+      <w:lvlJc w:val="left"/>
+      <w:pPr>
+        <w:tabs>
+          <w:tab w:val="num" w:pos="2880"/>
+        </w:tabs>
+        <w:ind w:left="2880" w:hanging="360"/>
+      </w:pPr>
+      <w:rPr>
+        <w:rFonts w:ascii="Wingdings" w:hAnsi="Wingdings" w:hint="default"/>
+        <w:sz w:val="20"/>
+      </w:rPr>
+    </w:lvl>
+    <w:lvl w:ilvl="4" w:tentative="1">
+      <w:start w:val="1"/>
+      <w:numFmt w:val="bullet"/>
+      <w:lvlText w:val=""/>
+      <w:lvlJc w:val="left"/>
+      <w:pPr>
+        <w:tabs>
+          <w:tab w:val="num" w:pos="3600"/>
+        </w:tabs>
+        <w:ind w:left="3600" w:hanging="360"/>
+      </w:pPr>
+      <w:rPr>
+        <w:rFonts w:ascii="Wingdings" w:hAnsi="Wingdings" w:hint="default"/>
+        <w:sz w:val="20"/>
+      </w:rPr>
+    </w:lvl>
+    <w:lvl w:ilvl="5" w:tentative="1">
+      <w:start w:val="1"/>
+      <w:numFmt w:val="bullet"/>
+      <w:lvlText w:val=""/>
+      <w:lvlJc w:val="left"/>
+      <w:pPr>
+        <w:tabs>
+          <w:tab w:val="num" w:pos="4320"/>
+        </w:tabs>
+        <w:ind w:left="4320" w:hanging="360"/>
+      </w:pPr>
+      <w:rPr>
+        <w:rFonts w:ascii="Wingdings" w:hAnsi="Wingdings" w:hint="default"/>
+        <w:sz w:val="20"/>
+      </w:rPr>
+    </w:lvl>
+    <w:lvl w:ilvl="6" w:tentative="1">
+      <w:start w:val="1"/>
+      <w:numFmt w:val="bullet"/>
+      <w:lvlText w:val=""/>
+      <w:lvlJc w:val="left"/>
+      <w:pPr>
+        <w:tabs>
+          <w:tab w:val="num" w:pos="5040"/>
+        </w:tabs>
+        <w:ind w:left="5040" w:hanging="360"/>
+      </w:pPr>
+      <w:rPr>
+        <w:rFonts w:ascii="Wingdings" w:hAnsi="Wingdings" w:hint="default"/>
+        <w:sz w:val="20"/>
+      </w:rPr>
+    </w:lvl>
+    <w:lvl w:ilvl="7" w:tentative="1">
+      <w:start w:val="1"/>
+      <w:numFmt w:val="bullet"/>
+      <w:lvlText w:val=""/>
+      <w:lvlJc w:val="left"/>
+      <w:pPr>
+        <w:tabs>
+          <w:tab w:val="num" w:pos="5760"/>
+        </w:tabs>
+        <w:ind w:left="5760" w:hanging="360"/>
+      </w:pPr>
+      <w:rPr>
+        <w:rFonts w:ascii="Wingdings" w:hAnsi="Wingdings" w:hint="default"/>
+        <w:sz w:val="20"/>
+      </w:rPr>
+    </w:lvl>
+    <w:lvl w:ilvl="8" w:tentative="1">
+      <w:start w:val="1"/>
+      <w:numFmt w:val="bullet"/>
+      <w:lvlText w:val=""/>
+      <w:lvlJc w:val="left"/>
+      <w:pPr>
+        <w:tabs>
+          <w:tab w:val="num" w:pos="6480"/>
+        </w:tabs>
+        <w:ind w:left="6480" w:hanging="360"/>
+      </w:pPr>
+      <w:rPr>
+        <w:rFonts w:ascii="Wingdings" w:hAnsi="Wingdings" w:hint="default"/>
+        <w:sz w:val="20"/>
+      </w:rPr>
+    </w:lvl>
+  </w:abstractNum>
   <w:num w:numId="1" w16cid:durableId="791441623">
+    <w:abstractNumId w:val="14"/>
+  </w:num>
+  <w:num w:numId="2" w16cid:durableId="187574069">
+    <w:abstractNumId w:val="3"/>
+  </w:num>
+  <w:num w:numId="3" w16cid:durableId="522135061">
+    <w:abstractNumId w:val="12"/>
+  </w:num>
+  <w:num w:numId="4" w16cid:durableId="228461993">
+    <w:abstractNumId w:val="10"/>
+  </w:num>
+  <w:num w:numId="5" w16cid:durableId="2079864540">
+    <w:abstractNumId w:val="2"/>
+  </w:num>
+  <w:num w:numId="6" w16cid:durableId="1457141085">
+    <w:abstractNumId w:val="5"/>
+  </w:num>
+  <w:num w:numId="7" w16cid:durableId="137843455">
+    <w:abstractNumId w:val="9"/>
+  </w:num>
+  <w:num w:numId="8" w16cid:durableId="415975235">
+    <w:abstractNumId w:val="7"/>
+  </w:num>
+  <w:num w:numId="9" w16cid:durableId="962930281">
+    <w:abstractNumId w:val="6"/>
+  </w:num>
+  <w:num w:numId="10" w16cid:durableId="1054620147">
+    <w:abstractNumId w:val="11"/>
+  </w:num>
+  <w:num w:numId="11" w16cid:durableId="626356629">
+    <w:abstractNumId w:val="15"/>
+  </w:num>
+  <w:num w:numId="12" w16cid:durableId="1442601486">
     <w:abstractNumId w:val="8"/>
   </w:num>
-  <w:num w:numId="2" w16cid:durableId="187574069">
-    <w:abstractNumId w:val="1"/>
-  </w:num>
-  <w:num w:numId="3" w16cid:durableId="522135061">
-    <w:abstractNumId w:val="7"/>
-  </w:num>
-  <w:num w:numId="4" w16cid:durableId="228461993">
-    <w:abstractNumId w:val="6"/>
-  </w:num>
-  <w:num w:numId="5" w16cid:durableId="2079864540">
+  <w:num w:numId="13" w16cid:durableId="1543177196">
     <w:abstractNumId w:val="0"/>
   </w:num>
-  <w:num w:numId="6" w16cid:durableId="1457141085">
-    <w:abstractNumId w:val="2"/>
-  </w:num>
-  <w:num w:numId="7" w16cid:durableId="137843455">
-    <w:abstractNumId w:val="5"/>
-  </w:num>
-  <w:num w:numId="8" w16cid:durableId="415975235">
+  <w:num w:numId="14" w16cid:durableId="1258250310">
     <w:abstractNumId w:val="4"/>
   </w:num>
-  <w:num w:numId="9" w16cid:durableId="962930281">
-    <w:abstractNumId w:val="3"/>
+  <w:num w:numId="15" w16cid:durableId="790902865">
+    <w:abstractNumId w:val="13"/>
+  </w:num>
+  <w:num w:numId="16" w16cid:durableId="2115132667">
+    <w:abstractNumId w:val="1"/>
   </w:num>
 </w:numbering>
 </file>
@@ -3054,6 +3497,33 @@
       <w:bCs/>
     </w:rPr>
   </w:style>
+  <w:style w:type="paragraph" w:styleId="Header">
+    <w:name w:val="header"/>
+    <w:basedOn w:val="Normal"/>
+    <w:link w:val="HeaderChar"/>
+    <w:uiPriority w:val="99"/>
+    <w:unhideWhenUsed/>
+    <w:rsid w:val="004F5907"/>
+    <w:pPr>
+      <w:tabs>
+        <w:tab w:val="center" w:pos="4680"/>
+        <w:tab w:val="right" w:pos="9360"/>
+      </w:tabs>
+    </w:pPr>
+    <w:rPr>
+      <w:rFonts w:asciiTheme="minorHAnsi" w:eastAsiaTheme="minorHAnsi" w:hAnsiTheme="minorHAnsi" w:cstheme="minorBidi"/>
+    </w:rPr>
+  </w:style>
+  <w:style w:type="character" w:customStyle="1" w:styleId="HeaderChar">
+    <w:name w:val="Header Char"/>
+    <w:basedOn w:val="DefaultParagraphFont"/>
+    <w:link w:val="Header"/>
+    <w:uiPriority w:val="99"/>
+    <w:rsid w:val="004F5907"/>
+    <w:rPr>
+      <w:rFonts w:eastAsiaTheme="minorHAnsi"/>
+    </w:rPr>
+  </w:style>
 </w:styles>
 </file>
 
